--- a/Plantilla.docx
+++ b/Plantilla.docx
@@ -1,6 +1,6 @@
 
 <file path=word/document.xml><?xml version="1.0" encoding="utf-8"?>
-<w:document xmlns:wpc="http://schemas.microsoft.com/office/word/2010/wordprocessingCanvas" xmlns:cx="http://schemas.microsoft.com/office/drawing/2014/chartex" xmlns:cx1="http://schemas.microsoft.com/office/drawing/2015/9/8/chartex" xmlns:cx2="http://schemas.microsoft.com/office/drawing/2015/10/21/chartex" xmlns:cx3="http://schemas.microsoft.com/office/drawing/2016/5/9/chartex" xmlns:cx4="http://schemas.microsoft.com/office/drawing/2016/5/10/chartex" xmlns:cx5="http://schemas.microsoft.com/office/drawing/2016/5/11/chartex" xmlns:cx6="http://schemas.microsoft.com/office/drawing/2016/5/12/chartex" xmlns:cx7="http://schemas.microsoft.com/office/drawing/2016/5/13/chartex" xmlns:cx8="http://schemas.microsoft.com/office/drawing/2016/5/14/chartex" xmlns:mc="http://schemas.openxmlformats.org/markup-compatibility/2006" xmlns:m="http://schemas.openxmlformats.org/officeDocument/2006/math" xmlns:aink="http://schemas.microsoft.com/office/drawing/2016/ink" xmlns:am3d="http://schemas.microsoft.com/office/drawing/2017/model3d" xmlns:oel="http://schemas.microsoft.com/office/2019/extlst" xmlns:r="http://schemas.openxmlformats.org/officeDocument/2006/relationships" xmlns:wp14="http://schemas.microsoft.com/office/word/2010/wordprocessingDrawing" xmlns:wp="http://schemas.openxmlformats.org/drawingml/2006/wordprocessingDrawing" xmlns:wpg="http://schemas.microsoft.com/office/word/2010/wordprocessingGroup" xmlns:wpi="http://schemas.microsoft.com/office/word/2010/wordprocessingInk" xmlns:wps="http://schemas.microsoft.com/office/word/2010/wordprocessingShape" xmlns:o="urn:schemas-microsoft-com:office:office" xmlns:v="urn:schemas-microsoft-com:vml" xmlns:w10="urn:schemas-microsoft-com:office:word" xmlns:w="http://schemas.openxmlformats.org/wordprocessingml/2006/main" xmlns:w14="http://schemas.microsoft.com/office/word/2010/wordml" xmlns:w15="http://schemas.microsoft.com/office/word/2012/wordml" xmlns:w16cex="http://schemas.microsoft.com/office/word/2018/wordml/cex" xmlns:w16cid="http://schemas.microsoft.com/office/word/2016/wordml/cid" xmlns:w16="http://schemas.microsoft.com/office/word/2018/wordml" xmlns:w16sdtdh="http://schemas.microsoft.com/office/word/2020/wordml/sdtdatahash" xmlns:w16sdtfl="http://schemas.microsoft.com/office/word/2024/wordml/sdtformatlock" xmlns:w16se="http://schemas.microsoft.com/office/word/2015/wordml/symex" xmlns:w16du="http://schemas.microsoft.com/office/word/2023/wordml/word16du" xmlns:wne="http://schemas.microsoft.com/office/word/2006/wordml" mc:Ignorable="w14 w15 w16se w16cid w16 w16cex w16sdtdh w16sdtfl w16du wp14">
+<w:document xmlns:wpc="http://schemas.microsoft.com/office/word/2010/wordprocessingCanvas" xmlns:cx="http://schemas.microsoft.com/office/drawing/2014/chartex" xmlns:cx1="http://schemas.microsoft.com/office/drawing/2015/9/8/chartex" xmlns:cx2="http://schemas.microsoft.com/office/drawing/2015/10/21/chartex" xmlns:cx3="http://schemas.microsoft.com/office/drawing/2016/5/9/chartex" xmlns:cx4="http://schemas.microsoft.com/office/drawing/2016/5/10/chartex" xmlns:cx5="http://schemas.microsoft.com/office/drawing/2016/5/11/chartex" xmlns:cx6="http://schemas.microsoft.com/office/drawing/2016/5/12/chartex" xmlns:cx7="http://schemas.microsoft.com/office/drawing/2016/5/13/chartex" xmlns:cx8="http://schemas.microsoft.com/office/drawing/2016/5/14/chartex" xmlns:mc="http://schemas.openxmlformats.org/markup-compatibility/2006" xmlns:aink="http://schemas.microsoft.com/office/drawing/2016/ink" xmlns:am3d="http://schemas.microsoft.com/office/drawing/2017/model3d" xmlns:o="urn:schemas-microsoft-com:office:office" xmlns:oel="http://schemas.microsoft.com/office/2019/extlst" xmlns:r="http://schemas.openxmlformats.org/officeDocument/2006/relationships" xmlns:m="http://schemas.openxmlformats.org/officeDocument/2006/math" xmlns:v="urn:schemas-microsoft-com:vml" xmlns:wp14="http://schemas.microsoft.com/office/word/2010/wordprocessingDrawing" xmlns:wp="http://schemas.openxmlformats.org/drawingml/2006/wordprocessingDrawing" xmlns:w10="urn:schemas-microsoft-com:office:word" xmlns:w="http://schemas.openxmlformats.org/wordprocessingml/2006/main" xmlns:w14="http://schemas.microsoft.com/office/word/2010/wordml" xmlns:w15="http://schemas.microsoft.com/office/word/2012/wordml" xmlns:w16cex="http://schemas.microsoft.com/office/word/2018/wordml/cex" xmlns:w16cid="http://schemas.microsoft.com/office/word/2016/wordml/cid" xmlns:w16="http://schemas.microsoft.com/office/word/2018/wordml" xmlns:w16du="http://schemas.microsoft.com/office/word/2023/wordml/word16du" xmlns:w16sdtdh="http://schemas.microsoft.com/office/word/2020/wordml/sdtdatahash" xmlns:w16sdtfl="http://schemas.microsoft.com/office/word/2024/wordml/sdtformatlock" xmlns:w16se="http://schemas.microsoft.com/office/word/2015/wordml/symex" xmlns:wpg="http://schemas.microsoft.com/office/word/2010/wordprocessingGroup" xmlns:wpi="http://schemas.microsoft.com/office/word/2010/wordprocessingInk" xmlns:wne="http://schemas.microsoft.com/office/word/2006/wordml" xmlns:wps="http://schemas.microsoft.com/office/word/2010/wordprocessingShape" mc:Ignorable="w14 w15 w16se w16cid w16 w16cex w16sdtdh w16sdtfl w16du wp14">
   <w:body>
     <w:p>
       <w:pPr>
@@ -385,7 +385,7 @@
     </w:p>
     <w:p>
       <w:pPr>
-        <w:pStyle w:val="Prrafodelista"/>
+        <w:pStyle w:val="ListParagraph"/>
         <w:numPr>
           <w:ilvl w:val="0"/>
           <w:numId w:val="4"/>
@@ -402,10 +402,40 @@
         </w:rPr>
         <w:t>Nombre del curso:</w:t>
       </w:r>
-    </w:p>
-    <w:p>
-      <w:pPr>
-        <w:pStyle w:val="Prrafodelista"/>
+      <w:r>
+        <w:rPr>
+          <w:rFonts w:ascii="Arial" w:hAnsi="Arial" w:cs="Arial"/>
+          <w:lang w:val="es-ES_tradnl"/>
+        </w:rPr>
+        <w:t xml:space="preserve"> </w:t>
+      </w:r>
+      <w:r>
+        <w:rPr>
+          <w:rFonts w:ascii="Arial" w:hAnsi="Arial" w:cs="Arial"/>
+          <w:lang w:val="es-ES_tradnl"/>
+        </w:rPr>
+        <w:t>{</w:t>
+      </w:r>
+      <w:proofErr w:type="spellStart"/>
+      <w:r>
+        <w:rPr>
+          <w:rFonts w:ascii="Arial" w:hAnsi="Arial" w:cs="Arial"/>
+          <w:lang w:val="es-ES_tradnl"/>
+        </w:rPr>
+        <w:t>Nombre_del_curso</w:t>
+      </w:r>
+      <w:proofErr w:type="spellEnd"/>
+      <w:r>
+        <w:rPr>
+          <w:rFonts w:ascii="Arial" w:hAnsi="Arial" w:cs="Arial"/>
+          <w:lang w:val="es-ES_tradnl"/>
+        </w:rPr>
+        <w:t>}</w:t>
+      </w:r>
+    </w:p>
+    <w:p>
+      <w:pPr>
+        <w:pStyle w:val="ListParagraph"/>
         <w:numPr>
           <w:ilvl w:val="0"/>
           <w:numId w:val="4"/>
@@ -422,10 +452,47 @@
         </w:rPr>
         <w:t>Nombre del programa:</w:t>
       </w:r>
-    </w:p>
-    <w:p>
-      <w:pPr>
-        <w:pStyle w:val="Prrafodelista"/>
+      <w:r>
+        <w:rPr>
+          <w:rFonts w:ascii="Arial" w:hAnsi="Arial" w:cs="Arial"/>
+          <w:lang w:val="es-ES_tradnl"/>
+        </w:rPr>
+        <w:t xml:space="preserve"> </w:t>
+      </w:r>
+      <w:r>
+        <w:rPr>
+          <w:rFonts w:ascii="Arial" w:hAnsi="Arial" w:cs="Arial"/>
+          <w:lang w:val="es-ES_tradnl"/>
+        </w:rPr>
+        <w:t>{</w:t>
+      </w:r>
+      <w:proofErr w:type="spellStart"/>
+      <w:r>
+        <w:rPr>
+          <w:rFonts w:ascii="Arial" w:hAnsi="Arial" w:cs="Arial"/>
+          <w:lang w:val="es-ES_tradnl"/>
+        </w:rPr>
+        <w:t>Nombre_</w:t>
+      </w:r>
+      <w:r>
+        <w:rPr>
+          <w:rFonts w:ascii="Arial" w:hAnsi="Arial" w:cs="Arial"/>
+          <w:lang w:val="es-ES_tradnl"/>
+        </w:rPr>
+        <w:t>programa</w:t>
+      </w:r>
+      <w:proofErr w:type="spellEnd"/>
+      <w:r>
+        <w:rPr>
+          <w:rFonts w:ascii="Arial" w:hAnsi="Arial" w:cs="Arial"/>
+          <w:lang w:val="es-ES_tradnl"/>
+        </w:rPr>
+        <w:t>}</w:t>
+      </w:r>
+    </w:p>
+    <w:p>
+      <w:pPr>
+        <w:pStyle w:val="ListParagraph"/>
         <w:numPr>
           <w:ilvl w:val="0"/>
           <w:numId w:val="4"/>
@@ -442,10 +509,33 @@
         </w:rPr>
         <w:t xml:space="preserve">Código curso: </w:t>
       </w:r>
-    </w:p>
-    <w:p>
-      <w:pPr>
-        <w:pStyle w:val="Prrafodelista"/>
+      <w:r>
+        <w:rPr>
+          <w:rFonts w:ascii="Arial" w:hAnsi="Arial" w:cs="Arial"/>
+          <w:lang w:val="es-ES_tradnl"/>
+        </w:rPr>
+        <w:t>{</w:t>
+      </w:r>
+      <w:proofErr w:type="spellStart"/>
+      <w:r>
+        <w:rPr>
+          <w:rFonts w:ascii="Arial" w:hAnsi="Arial" w:cs="Arial"/>
+          <w:lang w:val="es-ES_tradnl"/>
+        </w:rPr>
+        <w:t>Numero_codigo</w:t>
+      </w:r>
+      <w:proofErr w:type="spellEnd"/>
+      <w:r>
+        <w:rPr>
+          <w:rFonts w:ascii="Arial" w:hAnsi="Arial" w:cs="Arial"/>
+          <w:lang w:val="es-ES_tradnl"/>
+        </w:rPr>
+        <w:t>}</w:t>
+      </w:r>
+    </w:p>
+    <w:p>
+      <w:pPr>
+        <w:pStyle w:val="ListParagraph"/>
         <w:numPr>
           <w:ilvl w:val="0"/>
           <w:numId w:val="4"/>
@@ -462,10 +552,40 @@
         </w:rPr>
         <w:t>Semestre:</w:t>
       </w:r>
-    </w:p>
-    <w:p>
-      <w:pPr>
-        <w:pStyle w:val="Prrafodelista"/>
+      <w:r>
+        <w:rPr>
+          <w:rFonts w:ascii="Arial" w:hAnsi="Arial" w:cs="Arial"/>
+          <w:lang w:val="es-ES_tradnl"/>
+        </w:rPr>
+        <w:t xml:space="preserve"> </w:t>
+      </w:r>
+      <w:r>
+        <w:rPr>
+          <w:rFonts w:ascii="Arial" w:hAnsi="Arial" w:cs="Arial"/>
+          <w:lang w:val="es-ES_tradnl"/>
+        </w:rPr>
+        <w:t>{</w:t>
+      </w:r>
+      <w:proofErr w:type="spellStart"/>
+      <w:r>
+        <w:rPr>
+          <w:rFonts w:ascii="Arial" w:hAnsi="Arial" w:cs="Arial"/>
+          <w:lang w:val="es-ES_tradnl"/>
+        </w:rPr>
+        <w:t>Numero_semestre</w:t>
+      </w:r>
+      <w:proofErr w:type="spellEnd"/>
+      <w:r>
+        <w:rPr>
+          <w:rFonts w:ascii="Arial" w:hAnsi="Arial" w:cs="Arial"/>
+          <w:lang w:val="es-ES_tradnl"/>
+        </w:rPr>
+        <w:t>}</w:t>
+      </w:r>
+    </w:p>
+    <w:p>
+      <w:pPr>
+        <w:pStyle w:val="ListParagraph"/>
         <w:numPr>
           <w:ilvl w:val="0"/>
           <w:numId w:val="4"/>
@@ -482,10 +602,38 @@
         </w:rPr>
         <w:t>Modalidad:</w:t>
       </w:r>
-    </w:p>
-    <w:p>
-      <w:pPr>
-        <w:pStyle w:val="Prrafodelista"/>
+      <w:r>
+        <w:rPr>
+          <w:rFonts w:ascii="Arial" w:hAnsi="Arial" w:cs="Arial"/>
+          <w:lang w:val="es-ES_tradnl"/>
+        </w:rPr>
+        <w:t xml:space="preserve"> </w:t>
+      </w:r>
+      <w:r>
+        <w:rPr>
+          <w:rFonts w:ascii="Arial" w:hAnsi="Arial" w:cs="Arial"/>
+          <w:lang w:val="es-ES_tradnl"/>
+        </w:rPr>
+        <w:t>{</w:t>
+      </w:r>
+      <w:r>
+        <w:rPr>
+          <w:rFonts w:ascii="Arial" w:hAnsi="Arial" w:cs="Arial"/>
+          <w:lang w:val="es-ES_tradnl"/>
+        </w:rPr>
+        <w:t>Modalidad</w:t>
+      </w:r>
+      <w:r>
+        <w:rPr>
+          <w:rFonts w:ascii="Arial" w:hAnsi="Arial" w:cs="Arial"/>
+          <w:lang w:val="es-ES_tradnl"/>
+        </w:rPr>
+        <w:t>}</w:t>
+      </w:r>
+    </w:p>
+    <w:p>
+      <w:pPr>
+        <w:pStyle w:val="ListParagraph"/>
         <w:numPr>
           <w:ilvl w:val="0"/>
           <w:numId w:val="4"/>
@@ -500,8 +648,54 @@
           <w:rFonts w:ascii="Arial" w:hAnsi="Arial" w:cs="Arial"/>
           <w:lang w:val="es-ES_tradnl"/>
         </w:rPr>
-        <w:t>Nombre profesora:</w:t>
-      </w:r>
+        <w:t>Nombre profesor:</w:t>
+      </w:r>
+      <w:r>
+        <w:rPr>
+          <w:rFonts w:ascii="Arial" w:hAnsi="Arial" w:cs="Arial"/>
+          <w:lang w:val="es-ES_tradnl"/>
+        </w:rPr>
+        <w:t xml:space="preserve"> </w:t>
+      </w:r>
+      <w:r>
+        <w:rPr>
+          <w:rFonts w:ascii="Arial" w:hAnsi="Arial" w:cs="Arial"/>
+          <w:lang w:val="es-ES_tradnl"/>
+        </w:rPr>
+        <w:t>{</w:t>
+      </w:r>
+      <w:proofErr w:type="spellStart"/>
+      <w:r>
+        <w:rPr>
+          <w:rFonts w:ascii="Arial" w:hAnsi="Arial" w:cs="Arial"/>
+          <w:lang w:val="es-ES_tradnl"/>
+        </w:rPr>
+        <w:t>N</w:t>
+      </w:r>
+      <w:r>
+        <w:rPr>
+          <w:rFonts w:ascii="Arial" w:hAnsi="Arial" w:cs="Arial"/>
+          <w:lang w:val="es-ES_tradnl"/>
+        </w:rPr>
+        <w:t>ombre_profesor</w:t>
+      </w:r>
+      <w:proofErr w:type="spellEnd"/>
+      <w:r>
+        <w:rPr>
+          <w:rFonts w:ascii="Arial" w:hAnsi="Arial" w:cs="Arial"/>
+          <w:lang w:val="es-ES_tradnl"/>
+        </w:rPr>
+        <w:t>}</w:t>
+      </w:r>
+    </w:p>
+    <w:p>
+      <w:pPr>
+        <w:pStyle w:val="ListParagraph"/>
+        <w:rPr>
+          <w:rFonts w:ascii="Arial" w:hAnsi="Arial" w:cs="Arial"/>
+          <w:lang w:val="es-ES_tradnl"/>
+        </w:rPr>
+      </w:pPr>
     </w:p>
     <w:p>
       <w:pPr>
@@ -521,7 +715,6 @@
           <w:color w:val="0B4DFF"/>
           <w:lang w:val="es-ES_tradnl"/>
         </w:rPr>
-        <w:lastRenderedPageBreak/>
         <w:t>Tasa de respuesta: %</w:t>
       </w:r>
     </w:p>
@@ -535,13 +728,13 @@
     </w:p>
     <w:tbl>
       <w:tblPr>
-        <w:tblStyle w:val="Tablaconcuadrcula"/>
+        <w:tblStyle w:val="TableGrid"/>
         <w:tblW w:w="0" w:type="auto"/>
         <w:tblLook w:val="04A0" w:firstRow="1" w:lastRow="0" w:firstColumn="1" w:lastColumn="0" w:noHBand="0" w:noVBand="1"/>
       </w:tblPr>
       <w:tblGrid>
         <w:gridCol w:w="4414"/>
-        <w:gridCol w:w="684"/>
+        <w:gridCol w:w="2640"/>
       </w:tblGrid>
       <w:tr>
         <w:tc>
@@ -566,7 +759,7 @@
         </w:tc>
         <w:tc>
           <w:tcPr>
-            <w:tcW w:w="684" w:type="dxa"/>
+            <w:tcW w:w="2640" w:type="dxa"/>
           </w:tcPr>
           <w:p>
             <w:pPr>
@@ -575,6 +768,35 @@
                 <w:lang w:val="es-ES_tradnl"/>
               </w:rPr>
             </w:pPr>
+            <w:r>
+              <w:rPr>
+                <w:rFonts w:ascii="Segoe UI" w:hAnsi="Segoe UI" w:cs="Segoe UI"/>
+                <w:sz w:val="18"/>
+                <w:szCs w:val="18"/>
+                <w:lang w:eastAsia="es-ES_tradnl"/>
+              </w:rPr>
+              <w:t>{{</w:t>
+            </w:r>
+            <w:proofErr w:type="spellStart"/>
+            <w:r>
+              <w:rPr>
+                <w:rFonts w:ascii="Segoe UI" w:hAnsi="Segoe UI" w:cs="Segoe UI"/>
+                <w:sz w:val="18"/>
+                <w:szCs w:val="18"/>
+                <w:lang w:eastAsia="es-ES_tradnl"/>
+              </w:rPr>
+              <w:t>number_students_answered</w:t>
+            </w:r>
+            <w:proofErr w:type="spellEnd"/>
+            <w:r>
+              <w:rPr>
+                <w:rFonts w:ascii="Segoe UI" w:hAnsi="Segoe UI" w:cs="Segoe UI"/>
+                <w:sz w:val="18"/>
+                <w:szCs w:val="18"/>
+                <w:lang w:eastAsia="es-ES_tradnl"/>
+              </w:rPr>
+              <w:t>}}</w:t>
+            </w:r>
           </w:p>
         </w:tc>
       </w:tr>
@@ -601,15 +823,45 @@
         </w:tc>
         <w:tc>
           <w:tcPr>
-            <w:tcW w:w="684" w:type="dxa"/>
+            <w:tcW w:w="2640" w:type="dxa"/>
           </w:tcPr>
           <w:p>
             <w:pPr>
+              <w:jc w:val="center"/>
               <w:rPr>
                 <w:rFonts w:ascii="Arial" w:hAnsi="Arial" w:cs="Arial"/>
                 <w:lang w:val="es-ES_tradnl"/>
               </w:rPr>
             </w:pPr>
+            <w:r>
+              <w:rPr>
+                <w:rFonts w:ascii="Segoe UI" w:hAnsi="Segoe UI" w:cs="Segoe UI"/>
+                <w:sz w:val="18"/>
+                <w:szCs w:val="18"/>
+                <w:lang w:eastAsia="es-ES_tradnl"/>
+              </w:rPr>
+              <w:t>{{</w:t>
+            </w:r>
+            <w:proofErr w:type="spellStart"/>
+            <w:r>
+              <w:rPr>
+                <w:rFonts w:ascii="Segoe UI" w:hAnsi="Segoe UI" w:cs="Segoe UI"/>
+                <w:sz w:val="18"/>
+                <w:szCs w:val="18"/>
+                <w:lang w:eastAsia="es-ES_tradnl"/>
+              </w:rPr>
+              <w:t>total_number_students</w:t>
+            </w:r>
+            <w:proofErr w:type="spellEnd"/>
+            <w:r>
+              <w:rPr>
+                <w:rFonts w:ascii="Segoe UI" w:hAnsi="Segoe UI" w:cs="Segoe UI"/>
+                <w:sz w:val="18"/>
+                <w:szCs w:val="18"/>
+                <w:lang w:eastAsia="es-ES_tradnl"/>
+              </w:rPr>
+              <w:t>}}</w:t>
+            </w:r>
           </w:p>
         </w:tc>
       </w:tr>
@@ -632,10 +884,25 @@
       <w:r>
         <w:rPr>
           <w:rFonts w:ascii="Arial" w:hAnsi="Arial" w:cs="Arial"/>
-          <w:highlight w:val="yellow"/>
-          <w:lang w:val="es-ES_tradnl"/>
-        </w:rPr>
-        <w:t>Diagrama de araña</w:t>
+          <w:lang w:val="es-ES_tradnl"/>
+        </w:rPr>
+        <w:t>{{</w:t>
+      </w:r>
+      <w:proofErr w:type="spellStart"/>
+      <w:r>
+        <w:rPr>
+          <w:rFonts w:ascii="Arial" w:hAnsi="Arial" w:cs="Arial"/>
+          <w:lang w:val="es-ES_tradnl"/>
+        </w:rPr>
+        <w:t>Spider_diagram</w:t>
+      </w:r>
+      <w:proofErr w:type="spellEnd"/>
+      <w:r>
+        <w:rPr>
+          <w:rFonts w:ascii="Arial" w:hAnsi="Arial" w:cs="Arial"/>
+          <w:lang w:val="es-ES_tradnl"/>
+        </w:rPr>
+        <w:t>}}</w:t>
       </w:r>
     </w:p>
     <w:p>
@@ -835,6 +1102,33 @@
               <w:jc w:val="center"/>
               <w:textAlignment w:val="baseline"/>
               <w:rPr>
+                <w:rFonts w:asciiTheme="majorHAnsi" w:hAnsiTheme="majorHAnsi" w:cstheme="majorHAnsi"/>
+                <w:sz w:val="22"/>
+                <w:szCs w:val="22"/>
+              </w:rPr>
+            </w:pPr>
+            <w:r>
+              <w:rPr>
+                <w:rFonts w:asciiTheme="majorHAnsi" w:hAnsiTheme="majorHAnsi" w:cstheme="majorHAnsi"/>
+                <w:sz w:val="22"/>
+                <w:szCs w:val="22"/>
+              </w:rPr>
+              <w:t>{</w:t>
+            </w:r>
+            <w:r>
+              <w:rPr>
+                <w:rFonts w:asciiTheme="majorHAnsi" w:hAnsiTheme="majorHAnsi" w:cstheme="majorHAnsi"/>
+                <w:sz w:val="22"/>
+                <w:szCs w:val="22"/>
+              </w:rPr>
+              <w:t>note}</w:t>
+            </w:r>
+          </w:p>
+          <w:p>
+            <w:pPr>
+              <w:jc w:val="center"/>
+              <w:textAlignment w:val="baseline"/>
+              <w:rPr>
                 <w:rFonts w:ascii="Arial" w:eastAsia="Times New Roman" w:hAnsi="Arial" w:cs="Arial"/>
                 <w:kern w:val="0"/>
                 <w:sz w:val="22"/>
@@ -843,17 +1137,6 @@
                 <w14:ligatures w14:val="none"/>
               </w:rPr>
             </w:pPr>
-            <w:r>
-              <w:rPr>
-                <w:rFonts w:ascii="Arial" w:eastAsia="Times New Roman" w:hAnsi="Arial" w:cs="Arial"/>
-                <w:kern w:val="0"/>
-                <w:sz w:val="22"/>
-                <w:szCs w:val="22"/>
-                <w:lang w:eastAsia="es-MX"/>
-                <w14:ligatures w14:val="none"/>
-              </w:rPr>
-              <w:t>4,74</w:t>
-            </w:r>
           </w:p>
         </w:tc>
       </w:tr>
@@ -931,7 +1214,7 @@
                 <w:lang w:eastAsia="es-MX"/>
                 <w14:ligatures w14:val="none"/>
               </w:rPr>
-              <w:t>4,83</w:t>
+              <w:t>{note}</w:t>
             </w:r>
           </w:p>
         </w:tc>
@@ -1011,7 +1294,7 @@
                 <w:lang w:eastAsia="es-MX"/>
                 <w14:ligatures w14:val="none"/>
               </w:rPr>
-              <w:t>4,72 </w:t>
+              <w:t>{note}</w:t>
             </w:r>
           </w:p>
         </w:tc>
@@ -1091,7 +1374,7 @@
                 <w:lang w:eastAsia="es-MX"/>
                 <w14:ligatures w14:val="none"/>
               </w:rPr>
-              <w:t>4,89   </w:t>
+              <w:t>{note}</w:t>
             </w:r>
           </w:p>
         </w:tc>
@@ -1171,7 +1454,7 @@
                 <w:lang w:eastAsia="es-MX"/>
                 <w14:ligatures w14:val="none"/>
               </w:rPr>
-              <w:t>4,95 </w:t>
+              <w:t>{note}</w:t>
             </w:r>
           </w:p>
         </w:tc>
@@ -1265,7 +1548,7 @@
                 <w:lang w:eastAsia="es-MX"/>
                 <w14:ligatures w14:val="none"/>
               </w:rPr>
-              <w:t>4,85 </w:t>
+              <w:t>{note}</w:t>
             </w:r>
           </w:p>
         </w:tc>
@@ -1319,7 +1602,7 @@
     </w:p>
     <w:p>
       <w:pPr>
-        <w:pStyle w:val="Prrafodelista"/>
+        <w:pStyle w:val="ListParagraph"/>
         <w:numPr>
           <w:ilvl w:val="0"/>
           <w:numId w:val="3"/>
@@ -1339,7 +1622,7 @@
     </w:p>
     <w:p>
       <w:pPr>
-        <w:pStyle w:val="Prrafodelista"/>
+        <w:pStyle w:val="ListParagraph"/>
         <w:numPr>
           <w:ilvl w:val="0"/>
           <w:numId w:val="3"/>
@@ -1359,7 +1642,7 @@
     </w:p>
     <w:p>
       <w:pPr>
-        <w:pStyle w:val="Prrafodelista"/>
+        <w:pStyle w:val="ListParagraph"/>
         <w:numPr>
           <w:ilvl w:val="0"/>
           <w:numId w:val="3"/>
@@ -1402,7 +1685,7 @@
     </w:p>
     <w:p>
       <w:pPr>
-        <w:pStyle w:val="Prrafodelista"/>
+        <w:pStyle w:val="ListParagraph"/>
         <w:numPr>
           <w:ilvl w:val="0"/>
           <w:numId w:val="3"/>
@@ -1422,7 +1705,7 @@
     </w:p>
     <w:p>
       <w:pPr>
-        <w:pStyle w:val="Prrafodelista"/>
+        <w:pStyle w:val="ListParagraph"/>
         <w:numPr>
           <w:ilvl w:val="0"/>
           <w:numId w:val="3"/>
@@ -1442,7 +1725,7 @@
     </w:p>
     <w:p>
       <w:pPr>
-        <w:pStyle w:val="Prrafodelista"/>
+        <w:pStyle w:val="ListParagraph"/>
         <w:numPr>
           <w:ilvl w:val="0"/>
           <w:numId w:val="3"/>
@@ -1485,7 +1768,7 @@
     </w:p>
     <w:p>
       <w:pPr>
-        <w:pStyle w:val="Prrafodelista"/>
+        <w:pStyle w:val="ListParagraph"/>
         <w:numPr>
           <w:ilvl w:val="0"/>
           <w:numId w:val="3"/>
@@ -1505,7 +1788,7 @@
     </w:p>
     <w:p>
       <w:pPr>
-        <w:pStyle w:val="Prrafodelista"/>
+        <w:pStyle w:val="ListParagraph"/>
         <w:numPr>
           <w:ilvl w:val="0"/>
           <w:numId w:val="3"/>
@@ -1525,7 +1808,7 @@
     </w:p>
     <w:p>
       <w:pPr>
-        <w:pStyle w:val="Prrafodelista"/>
+        <w:pStyle w:val="ListParagraph"/>
         <w:numPr>
           <w:ilvl w:val="0"/>
           <w:numId w:val="3"/>
@@ -1581,6 +1864,45 @@
           <w:lang w:val="es-ES_tradnl"/>
         </w:rPr>
         <w:t>Consideraciones</w:t>
+      </w:r>
+    </w:p>
+    <w:p>
+      <w:pPr>
+        <w:pStyle w:val="ListParagraph"/>
+        <w:rPr>
+          <w:rFonts w:ascii="Arial" w:hAnsi="Arial" w:cs="Arial"/>
+          <w:lang w:val="es-ES_tradnl"/>
+        </w:rPr>
+      </w:pPr>
+      <w:r>
+        <w:rPr>
+          <w:rFonts w:ascii="Arial" w:hAnsi="Arial" w:cs="Arial"/>
+          <w:lang w:val="es-ES_tradnl"/>
+        </w:rPr>
+        <w:t>{Comentario</w:t>
+      </w:r>
+      <w:r>
+        <w:rPr>
+          <w:rFonts w:ascii="Arial" w:hAnsi="Arial" w:cs="Arial"/>
+          <w:lang w:val="es-ES_tradnl"/>
+        </w:rPr>
+        <w:t xml:space="preserve"> </w:t>
+      </w:r>
+      <w:proofErr w:type="spellStart"/>
+      <w:r>
+        <w:rPr>
+          <w:rFonts w:ascii="Arial" w:hAnsi="Arial" w:cs="Arial"/>
+          <w:lang w:val="es-ES_tradnl"/>
+        </w:rPr>
+        <w:t>parrafo</w:t>
+      </w:r>
+      <w:proofErr w:type="spellEnd"/>
+      <w:r>
+        <w:rPr>
+          <w:rFonts w:ascii="Arial" w:hAnsi="Arial" w:cs="Arial"/>
+          <w:lang w:val="es-ES_tradnl"/>
+        </w:rPr>
+        <w:t>}</w:t>
       </w:r>
     </w:p>
     <w:p>
@@ -1907,7 +2229,7 @@
 </file>
 
 <file path=word/endnotes.xml><?xml version="1.0" encoding="utf-8"?>
-<w:endnotes xmlns:wpc="http://schemas.microsoft.com/office/word/2010/wordprocessingCanvas" xmlns:cx="http://schemas.microsoft.com/office/drawing/2014/chartex" xmlns:cx1="http://schemas.microsoft.com/office/drawing/2015/9/8/chartex" xmlns:cx2="http://schemas.microsoft.com/office/drawing/2015/10/21/chartex" xmlns:cx3="http://schemas.microsoft.com/office/drawing/2016/5/9/chartex" xmlns:cx4="http://schemas.microsoft.com/office/drawing/2016/5/10/chartex" xmlns:cx5="http://schemas.microsoft.com/office/drawing/2016/5/11/chartex" xmlns:cx6="http://schemas.microsoft.com/office/drawing/2016/5/12/chartex" xmlns:cx7="http://schemas.microsoft.com/office/drawing/2016/5/13/chartex" xmlns:cx8="http://schemas.microsoft.com/office/drawing/2016/5/14/chartex" xmlns:mc="http://schemas.openxmlformats.org/markup-compatibility/2006" xmlns:m="http://schemas.openxmlformats.org/officeDocument/2006/math" xmlns:aink="http://schemas.microsoft.com/office/drawing/2016/ink" xmlns:am3d="http://schemas.microsoft.com/office/drawing/2017/model3d" xmlns:oel="http://schemas.microsoft.com/office/2019/extlst" xmlns:r="http://schemas.openxmlformats.org/officeDocument/2006/relationships" xmlns:wp14="http://schemas.microsoft.com/office/word/2010/wordprocessingDrawing" xmlns:wp="http://schemas.openxmlformats.org/drawingml/2006/wordprocessingDrawing" xmlns:wpg="http://schemas.microsoft.com/office/word/2010/wordprocessingGroup" xmlns:wpi="http://schemas.microsoft.com/office/word/2010/wordprocessingInk" xmlns:wps="http://schemas.microsoft.com/office/word/2010/wordprocessingShape" xmlns:o="urn:schemas-microsoft-com:office:office" xmlns:v="urn:schemas-microsoft-com:vml" xmlns:w10="urn:schemas-microsoft-com:office:word" xmlns:w="http://schemas.openxmlformats.org/wordprocessingml/2006/main" xmlns:w14="http://schemas.microsoft.com/office/word/2010/wordml" xmlns:w15="http://schemas.microsoft.com/office/word/2012/wordml" xmlns:w16cex="http://schemas.microsoft.com/office/word/2018/wordml/cex" xmlns:w16cid="http://schemas.microsoft.com/office/word/2016/wordml/cid" xmlns:w16="http://schemas.microsoft.com/office/word/2018/wordml" xmlns:w16sdtdh="http://schemas.microsoft.com/office/word/2020/wordml/sdtdatahash" xmlns:w16sdtfl="http://schemas.microsoft.com/office/word/2024/wordml/sdtformatlock" xmlns:w16se="http://schemas.microsoft.com/office/word/2015/wordml/symex" xmlns:w16du="http://schemas.microsoft.com/office/word/2023/wordml/word16du" xmlns:wne="http://schemas.microsoft.com/office/word/2006/wordml" mc:Ignorable="w14 w15 w16se w16cid w16 w16cex w16sdtdh w16sdtfl w16du wp14">
+<w:endnotes xmlns:wpc="http://schemas.microsoft.com/office/word/2010/wordprocessingCanvas" xmlns:cx="http://schemas.microsoft.com/office/drawing/2014/chartex" xmlns:cx1="http://schemas.microsoft.com/office/drawing/2015/9/8/chartex" xmlns:cx2="http://schemas.microsoft.com/office/drawing/2015/10/21/chartex" xmlns:cx3="http://schemas.microsoft.com/office/drawing/2016/5/9/chartex" xmlns:cx4="http://schemas.microsoft.com/office/drawing/2016/5/10/chartex" xmlns:cx5="http://schemas.microsoft.com/office/drawing/2016/5/11/chartex" xmlns:cx6="http://schemas.microsoft.com/office/drawing/2016/5/12/chartex" xmlns:cx7="http://schemas.microsoft.com/office/drawing/2016/5/13/chartex" xmlns:cx8="http://schemas.microsoft.com/office/drawing/2016/5/14/chartex" xmlns:mc="http://schemas.openxmlformats.org/markup-compatibility/2006" xmlns:aink="http://schemas.microsoft.com/office/drawing/2016/ink" xmlns:am3d="http://schemas.microsoft.com/office/drawing/2017/model3d" xmlns:o="urn:schemas-microsoft-com:office:office" xmlns:oel="http://schemas.microsoft.com/office/2019/extlst" xmlns:r="http://schemas.openxmlformats.org/officeDocument/2006/relationships" xmlns:m="http://schemas.openxmlformats.org/officeDocument/2006/math" xmlns:v="urn:schemas-microsoft-com:vml" xmlns:wp14="http://schemas.microsoft.com/office/word/2010/wordprocessingDrawing" xmlns:wp="http://schemas.openxmlformats.org/drawingml/2006/wordprocessingDrawing" xmlns:w10="urn:schemas-microsoft-com:office:word" xmlns:w="http://schemas.openxmlformats.org/wordprocessingml/2006/main" xmlns:w14="http://schemas.microsoft.com/office/word/2010/wordml" xmlns:w15="http://schemas.microsoft.com/office/word/2012/wordml" xmlns:w16cex="http://schemas.microsoft.com/office/word/2018/wordml/cex" xmlns:w16cid="http://schemas.microsoft.com/office/word/2016/wordml/cid" xmlns:w16="http://schemas.microsoft.com/office/word/2018/wordml" xmlns:w16du="http://schemas.microsoft.com/office/word/2023/wordml/word16du" xmlns:w16sdtdh="http://schemas.microsoft.com/office/word/2020/wordml/sdtdatahash" xmlns:w16sdtfl="http://schemas.microsoft.com/office/word/2024/wordml/sdtformatlock" xmlns:w16se="http://schemas.microsoft.com/office/word/2015/wordml/symex" xmlns:wpg="http://schemas.microsoft.com/office/word/2010/wordprocessingGroup" xmlns:wpi="http://schemas.microsoft.com/office/word/2010/wordprocessingInk" xmlns:wne="http://schemas.microsoft.com/office/word/2006/wordml" xmlns:wps="http://schemas.microsoft.com/office/word/2010/wordprocessingShape" mc:Ignorable="w14 w15 w16se w16cid w16 w16cex w16sdtdh w16sdtfl w16du wp14">
   <w:endnote w:type="separator" w:id="-1">
     <w:p>
       <w:r>
@@ -1926,11 +2248,11 @@
 </file>
 
 <file path=word/footer1.xml><?xml version="1.0" encoding="utf-8"?>
-<w:ftr xmlns:wpc="http://schemas.microsoft.com/office/word/2010/wordprocessingCanvas" xmlns:cx="http://schemas.microsoft.com/office/drawing/2014/chartex" xmlns:cx1="http://schemas.microsoft.com/office/drawing/2015/9/8/chartex" xmlns:cx2="http://schemas.microsoft.com/office/drawing/2015/10/21/chartex" xmlns:cx3="http://schemas.microsoft.com/office/drawing/2016/5/9/chartex" xmlns:cx4="http://schemas.microsoft.com/office/drawing/2016/5/10/chartex" xmlns:cx5="http://schemas.microsoft.com/office/drawing/2016/5/11/chartex" xmlns:cx6="http://schemas.microsoft.com/office/drawing/2016/5/12/chartex" xmlns:cx7="http://schemas.microsoft.com/office/drawing/2016/5/13/chartex" xmlns:cx8="http://schemas.microsoft.com/office/drawing/2016/5/14/chartex" xmlns:mc="http://schemas.openxmlformats.org/markup-compatibility/2006" xmlns:m="http://schemas.openxmlformats.org/officeDocument/2006/math" xmlns:aink="http://schemas.microsoft.com/office/drawing/2016/ink" xmlns:am3d="http://schemas.microsoft.com/office/drawing/2017/model3d" xmlns:oel="http://schemas.microsoft.com/office/2019/extlst" xmlns:r="http://schemas.openxmlformats.org/officeDocument/2006/relationships" xmlns:wp14="http://schemas.microsoft.com/office/word/2010/wordprocessingDrawing" xmlns:wp="http://schemas.openxmlformats.org/drawingml/2006/wordprocessingDrawing" xmlns:wpg="http://schemas.microsoft.com/office/word/2010/wordprocessingGroup" xmlns:wpi="http://schemas.microsoft.com/office/word/2010/wordprocessingInk" xmlns:wps="http://schemas.microsoft.com/office/word/2010/wordprocessingShape" xmlns:o="urn:schemas-microsoft-com:office:office" xmlns:v="urn:schemas-microsoft-com:vml" xmlns:w10="urn:schemas-microsoft-com:office:word" xmlns:w="http://schemas.openxmlformats.org/wordprocessingml/2006/main" xmlns:w14="http://schemas.microsoft.com/office/word/2010/wordml" xmlns:w15="http://schemas.microsoft.com/office/word/2012/wordml" xmlns:w16cex="http://schemas.microsoft.com/office/word/2018/wordml/cex" xmlns:w16cid="http://schemas.microsoft.com/office/word/2016/wordml/cid" xmlns:w16="http://schemas.microsoft.com/office/word/2018/wordml" xmlns:w16sdtdh="http://schemas.microsoft.com/office/word/2020/wordml/sdtdatahash" xmlns:w16sdtfl="http://schemas.microsoft.com/office/word/2024/wordml/sdtformatlock" xmlns:w16se="http://schemas.microsoft.com/office/word/2015/wordml/symex" xmlns:w16du="http://schemas.microsoft.com/office/word/2023/wordml/word16du" xmlns:wne="http://schemas.microsoft.com/office/word/2006/wordml" mc:Ignorable="w14 w15 w16se w16cid w16 w16cex w16sdtdh w16sdtfl w16du wp14">
+<w:ftr xmlns:wpc="http://schemas.microsoft.com/office/word/2010/wordprocessingCanvas" xmlns:cx="http://schemas.microsoft.com/office/drawing/2014/chartex" xmlns:cx1="http://schemas.microsoft.com/office/drawing/2015/9/8/chartex" xmlns:cx2="http://schemas.microsoft.com/office/drawing/2015/10/21/chartex" xmlns:cx3="http://schemas.microsoft.com/office/drawing/2016/5/9/chartex" xmlns:cx4="http://schemas.microsoft.com/office/drawing/2016/5/10/chartex" xmlns:cx5="http://schemas.microsoft.com/office/drawing/2016/5/11/chartex" xmlns:cx6="http://schemas.microsoft.com/office/drawing/2016/5/12/chartex" xmlns:cx7="http://schemas.microsoft.com/office/drawing/2016/5/13/chartex" xmlns:cx8="http://schemas.microsoft.com/office/drawing/2016/5/14/chartex" xmlns:mc="http://schemas.openxmlformats.org/markup-compatibility/2006" xmlns:aink="http://schemas.microsoft.com/office/drawing/2016/ink" xmlns:am3d="http://schemas.microsoft.com/office/drawing/2017/model3d" xmlns:o="urn:schemas-microsoft-com:office:office" xmlns:oel="http://schemas.microsoft.com/office/2019/extlst" xmlns:r="http://schemas.openxmlformats.org/officeDocument/2006/relationships" xmlns:m="http://schemas.openxmlformats.org/officeDocument/2006/math" xmlns:v="urn:schemas-microsoft-com:vml" xmlns:wp14="http://schemas.microsoft.com/office/word/2010/wordprocessingDrawing" xmlns:wp="http://schemas.openxmlformats.org/drawingml/2006/wordprocessingDrawing" xmlns:w10="urn:schemas-microsoft-com:office:word" xmlns:w="http://schemas.openxmlformats.org/wordprocessingml/2006/main" xmlns:w14="http://schemas.microsoft.com/office/word/2010/wordml" xmlns:w15="http://schemas.microsoft.com/office/word/2012/wordml" xmlns:w16cex="http://schemas.microsoft.com/office/word/2018/wordml/cex" xmlns:w16cid="http://schemas.microsoft.com/office/word/2016/wordml/cid" xmlns:w16="http://schemas.microsoft.com/office/word/2018/wordml" xmlns:w16du="http://schemas.microsoft.com/office/word/2023/wordml/word16du" xmlns:w16sdtdh="http://schemas.microsoft.com/office/word/2020/wordml/sdtdatahash" xmlns:w16sdtfl="http://schemas.microsoft.com/office/word/2024/wordml/sdtformatlock" xmlns:w16se="http://schemas.microsoft.com/office/word/2015/wordml/symex" xmlns:wpg="http://schemas.microsoft.com/office/word/2010/wordprocessingGroup" xmlns:wpi="http://schemas.microsoft.com/office/word/2010/wordprocessingInk" xmlns:wne="http://schemas.microsoft.com/office/word/2006/wordml" xmlns:wps="http://schemas.microsoft.com/office/word/2010/wordprocessingShape" mc:Ignorable="w14 w15 w16se w16cid w16 w16cex w16sdtdh w16sdtfl w16du wp14">
   <w:sdt>
     <w:sdtPr>
       <w:rPr>
-        <w:rStyle w:val="Nmerodepgina"/>
+        <w:rStyle w:val="PageNumber"/>
       </w:rPr>
       <w:id w:val="-1306927095"/>
       <w:docPartObj>
@@ -1941,33 +2263,33 @@
     <w:sdtContent>
       <w:p>
         <w:pPr>
-          <w:pStyle w:val="Piedepgina"/>
+          <w:pStyle w:val="Footer"/>
           <w:framePr w:wrap="none" w:vAnchor="text" w:hAnchor="margin" w:xAlign="outside" w:y="1"/>
           <w:rPr>
-            <w:rStyle w:val="Nmerodepgina"/>
+            <w:rStyle w:val="PageNumber"/>
           </w:rPr>
         </w:pPr>
         <w:r>
           <w:rPr>
-            <w:rStyle w:val="Nmerodepgina"/>
+            <w:rStyle w:val="PageNumber"/>
           </w:rPr>
           <w:fldChar w:fldCharType="begin"/>
         </w:r>
         <w:r>
           <w:rPr>
-            <w:rStyle w:val="Nmerodepgina"/>
+            <w:rStyle w:val="PageNumber"/>
           </w:rPr>
           <w:instrText xml:space="preserve"> PAGE </w:instrText>
         </w:r>
         <w:r>
           <w:rPr>
-            <w:rStyle w:val="Nmerodepgina"/>
+            <w:rStyle w:val="PageNumber"/>
           </w:rPr>
           <w:fldChar w:fldCharType="separate"/>
         </w:r>
         <w:r>
           <w:rPr>
-            <w:rStyle w:val="Nmerodepgina"/>
+            <w:rStyle w:val="PageNumber"/>
           </w:rPr>
           <w:fldChar w:fldCharType="end"/>
         </w:r>
@@ -1976,7 +2298,7 @@
   </w:sdt>
   <w:p>
     <w:pPr>
-      <w:pStyle w:val="Piedepgina"/>
+      <w:pStyle w:val="Footer"/>
       <w:ind w:right="360" w:firstLine="360"/>
     </w:pPr>
   </w:p>
@@ -1984,11 +2306,11 @@
 </file>
 
 <file path=word/footer2.xml><?xml version="1.0" encoding="utf-8"?>
-<w:ftr xmlns:wpc="http://schemas.microsoft.com/office/word/2010/wordprocessingCanvas" xmlns:cx="http://schemas.microsoft.com/office/drawing/2014/chartex" xmlns:cx1="http://schemas.microsoft.com/office/drawing/2015/9/8/chartex" xmlns:cx2="http://schemas.microsoft.com/office/drawing/2015/10/21/chartex" xmlns:cx3="http://schemas.microsoft.com/office/drawing/2016/5/9/chartex" xmlns:cx4="http://schemas.microsoft.com/office/drawing/2016/5/10/chartex" xmlns:cx5="http://schemas.microsoft.com/office/drawing/2016/5/11/chartex" xmlns:cx6="http://schemas.microsoft.com/office/drawing/2016/5/12/chartex" xmlns:cx7="http://schemas.microsoft.com/office/drawing/2016/5/13/chartex" xmlns:cx8="http://schemas.microsoft.com/office/drawing/2016/5/14/chartex" xmlns:mc="http://schemas.openxmlformats.org/markup-compatibility/2006" xmlns:m="http://schemas.openxmlformats.org/officeDocument/2006/math" xmlns:aink="http://schemas.microsoft.com/office/drawing/2016/ink" xmlns:am3d="http://schemas.microsoft.com/office/drawing/2017/model3d" xmlns:oel="http://schemas.microsoft.com/office/2019/extlst" xmlns:r="http://schemas.openxmlformats.org/officeDocument/2006/relationships" xmlns:wp14="http://schemas.microsoft.com/office/word/2010/wordprocessingDrawing" xmlns:wp="http://schemas.openxmlformats.org/drawingml/2006/wordprocessingDrawing" xmlns:wpg="http://schemas.microsoft.com/office/word/2010/wordprocessingGroup" xmlns:wpi="http://schemas.microsoft.com/office/word/2010/wordprocessingInk" xmlns:wps="http://schemas.microsoft.com/office/word/2010/wordprocessingShape" xmlns:o="urn:schemas-microsoft-com:office:office" xmlns:v="urn:schemas-microsoft-com:vml" xmlns:w10="urn:schemas-microsoft-com:office:word" xmlns:w="http://schemas.openxmlformats.org/wordprocessingml/2006/main" xmlns:w14="http://schemas.microsoft.com/office/word/2010/wordml" xmlns:w15="http://schemas.microsoft.com/office/word/2012/wordml" xmlns:w16cex="http://schemas.microsoft.com/office/word/2018/wordml/cex" xmlns:w16cid="http://schemas.microsoft.com/office/word/2016/wordml/cid" xmlns:w16="http://schemas.microsoft.com/office/word/2018/wordml" xmlns:w16sdtdh="http://schemas.microsoft.com/office/word/2020/wordml/sdtdatahash" xmlns:w16sdtfl="http://schemas.microsoft.com/office/word/2024/wordml/sdtformatlock" xmlns:w16se="http://schemas.microsoft.com/office/word/2015/wordml/symex" xmlns:w16du="http://schemas.microsoft.com/office/word/2023/wordml/word16du" xmlns:wne="http://schemas.microsoft.com/office/word/2006/wordml" mc:Ignorable="w14 w15 w16se w16cid w16 w16cex w16sdtdh w16sdtfl w16du wp14">
+<w:ftr xmlns:wpc="http://schemas.microsoft.com/office/word/2010/wordprocessingCanvas" xmlns:cx="http://schemas.microsoft.com/office/drawing/2014/chartex" xmlns:cx1="http://schemas.microsoft.com/office/drawing/2015/9/8/chartex" xmlns:cx2="http://schemas.microsoft.com/office/drawing/2015/10/21/chartex" xmlns:cx3="http://schemas.microsoft.com/office/drawing/2016/5/9/chartex" xmlns:cx4="http://schemas.microsoft.com/office/drawing/2016/5/10/chartex" xmlns:cx5="http://schemas.microsoft.com/office/drawing/2016/5/11/chartex" xmlns:cx6="http://schemas.microsoft.com/office/drawing/2016/5/12/chartex" xmlns:cx7="http://schemas.microsoft.com/office/drawing/2016/5/13/chartex" xmlns:cx8="http://schemas.microsoft.com/office/drawing/2016/5/14/chartex" xmlns:mc="http://schemas.openxmlformats.org/markup-compatibility/2006" xmlns:aink="http://schemas.microsoft.com/office/drawing/2016/ink" xmlns:am3d="http://schemas.microsoft.com/office/drawing/2017/model3d" xmlns:o="urn:schemas-microsoft-com:office:office" xmlns:oel="http://schemas.microsoft.com/office/2019/extlst" xmlns:r="http://schemas.openxmlformats.org/officeDocument/2006/relationships" xmlns:m="http://schemas.openxmlformats.org/officeDocument/2006/math" xmlns:v="urn:schemas-microsoft-com:vml" xmlns:wp14="http://schemas.microsoft.com/office/word/2010/wordprocessingDrawing" xmlns:wp="http://schemas.openxmlformats.org/drawingml/2006/wordprocessingDrawing" xmlns:w10="urn:schemas-microsoft-com:office:word" xmlns:w="http://schemas.openxmlformats.org/wordprocessingml/2006/main" xmlns:w14="http://schemas.microsoft.com/office/word/2010/wordml" xmlns:w15="http://schemas.microsoft.com/office/word/2012/wordml" xmlns:w16cex="http://schemas.microsoft.com/office/word/2018/wordml/cex" xmlns:w16cid="http://schemas.microsoft.com/office/word/2016/wordml/cid" xmlns:w16="http://schemas.microsoft.com/office/word/2018/wordml" xmlns:w16du="http://schemas.microsoft.com/office/word/2023/wordml/word16du" xmlns:w16sdtdh="http://schemas.microsoft.com/office/word/2020/wordml/sdtdatahash" xmlns:w16sdtfl="http://schemas.microsoft.com/office/word/2024/wordml/sdtformatlock" xmlns:w16se="http://schemas.microsoft.com/office/word/2015/wordml/symex" xmlns:wpg="http://schemas.microsoft.com/office/word/2010/wordprocessingGroup" xmlns:wpi="http://schemas.microsoft.com/office/word/2010/wordprocessingInk" xmlns:wne="http://schemas.microsoft.com/office/word/2006/wordml" xmlns:wps="http://schemas.microsoft.com/office/word/2010/wordprocessingShape" mc:Ignorable="w14 w15 w16se w16cid w16 w16cex w16sdtdh w16sdtfl w16du wp14">
   <w:sdt>
     <w:sdtPr>
       <w:rPr>
-        <w:rStyle w:val="Nmerodepgina"/>
+        <w:rStyle w:val="PageNumber"/>
       </w:rPr>
       <w:id w:val="-1288426167"/>
       <w:docPartObj>
@@ -1999,40 +2321,40 @@
     <w:sdtContent>
       <w:p>
         <w:pPr>
-          <w:pStyle w:val="Piedepgina"/>
+          <w:pStyle w:val="Footer"/>
           <w:framePr w:wrap="none" w:vAnchor="text" w:hAnchor="margin" w:xAlign="outside" w:y="1"/>
           <w:rPr>
-            <w:rStyle w:val="Nmerodepgina"/>
+            <w:rStyle w:val="PageNumber"/>
           </w:rPr>
         </w:pPr>
         <w:r>
           <w:rPr>
-            <w:rStyle w:val="Nmerodepgina"/>
+            <w:rStyle w:val="PageNumber"/>
           </w:rPr>
           <w:fldChar w:fldCharType="begin"/>
         </w:r>
         <w:r>
           <w:rPr>
-            <w:rStyle w:val="Nmerodepgina"/>
+            <w:rStyle w:val="PageNumber"/>
           </w:rPr>
           <w:instrText xml:space="preserve"> PAGE </w:instrText>
         </w:r>
         <w:r>
           <w:rPr>
-            <w:rStyle w:val="Nmerodepgina"/>
+            <w:rStyle w:val="PageNumber"/>
           </w:rPr>
           <w:fldChar w:fldCharType="separate"/>
         </w:r>
         <w:r>
           <w:rPr>
-            <w:rStyle w:val="Nmerodepgina"/>
+            <w:rStyle w:val="PageNumber"/>
             <w:noProof/>
           </w:rPr>
           <w:t>1</w:t>
         </w:r>
         <w:r>
           <w:rPr>
-            <w:rStyle w:val="Nmerodepgina"/>
+            <w:rStyle w:val="PageNumber"/>
           </w:rPr>
           <w:fldChar w:fldCharType="end"/>
         </w:r>
@@ -2041,17 +2363,17 @@
   </w:sdt>
   <w:p>
     <w:pPr>
-      <w:pStyle w:val="Piedepgina"/>
+      <w:pStyle w:val="Footer"/>
     </w:pPr>
   </w:p>
   <w:p>
     <w:pPr>
-      <w:pStyle w:val="Piedepgina"/>
+      <w:pStyle w:val="Footer"/>
     </w:pPr>
   </w:p>
   <w:p>
     <w:pPr>
-      <w:pStyle w:val="Piedepgina"/>
+      <w:pStyle w:val="Footer"/>
       <w:rPr>
         <w:sz w:val="20"/>
         <w:szCs w:val="20"/>
@@ -2124,7 +2446,7 @@
     <w:hyperlink r:id="rId2" w:history="1">
       <w:r>
         <w:rPr>
-          <w:rStyle w:val="Hipervnculo"/>
+          <w:rStyle w:val="Hyperlink"/>
           <w:b/>
           <w:bCs/>
           <w:szCs w:val="21"/>
@@ -2151,7 +2473,7 @@
   </w:p>
   <w:p>
     <w:pPr>
-      <w:pStyle w:val="Piedepgina"/>
+      <w:pStyle w:val="Footer"/>
       <w:ind w:right="360" w:firstLine="360"/>
     </w:pPr>
   </w:p>
@@ -2159,7 +2481,7 @@
 </file>
 
 <file path=word/footnotes.xml><?xml version="1.0" encoding="utf-8"?>
-<w:footnotes xmlns:wpc="http://schemas.microsoft.com/office/word/2010/wordprocessingCanvas" xmlns:cx="http://schemas.microsoft.com/office/drawing/2014/chartex" xmlns:cx1="http://schemas.microsoft.com/office/drawing/2015/9/8/chartex" xmlns:cx2="http://schemas.microsoft.com/office/drawing/2015/10/21/chartex" xmlns:cx3="http://schemas.microsoft.com/office/drawing/2016/5/9/chartex" xmlns:cx4="http://schemas.microsoft.com/office/drawing/2016/5/10/chartex" xmlns:cx5="http://schemas.microsoft.com/office/drawing/2016/5/11/chartex" xmlns:cx6="http://schemas.microsoft.com/office/drawing/2016/5/12/chartex" xmlns:cx7="http://schemas.microsoft.com/office/drawing/2016/5/13/chartex" xmlns:cx8="http://schemas.microsoft.com/office/drawing/2016/5/14/chartex" xmlns:mc="http://schemas.openxmlformats.org/markup-compatibility/2006" xmlns:m="http://schemas.openxmlformats.org/officeDocument/2006/math" xmlns:aink="http://schemas.microsoft.com/office/drawing/2016/ink" xmlns:am3d="http://schemas.microsoft.com/office/drawing/2017/model3d" xmlns:oel="http://schemas.microsoft.com/office/2019/extlst" xmlns:r="http://schemas.openxmlformats.org/officeDocument/2006/relationships" xmlns:wp14="http://schemas.microsoft.com/office/word/2010/wordprocessingDrawing" xmlns:wp="http://schemas.openxmlformats.org/drawingml/2006/wordprocessingDrawing" xmlns:wpg="http://schemas.microsoft.com/office/word/2010/wordprocessingGroup" xmlns:wpi="http://schemas.microsoft.com/office/word/2010/wordprocessingInk" xmlns:wps="http://schemas.microsoft.com/office/word/2010/wordprocessingShape" xmlns:o="urn:schemas-microsoft-com:office:office" xmlns:v="urn:schemas-microsoft-com:vml" xmlns:w10="urn:schemas-microsoft-com:office:word" xmlns:w="http://schemas.openxmlformats.org/wordprocessingml/2006/main" xmlns:w14="http://schemas.microsoft.com/office/word/2010/wordml" xmlns:w15="http://schemas.microsoft.com/office/word/2012/wordml" xmlns:w16cex="http://schemas.microsoft.com/office/word/2018/wordml/cex" xmlns:w16cid="http://schemas.microsoft.com/office/word/2016/wordml/cid" xmlns:w16="http://schemas.microsoft.com/office/word/2018/wordml" xmlns:w16sdtdh="http://schemas.microsoft.com/office/word/2020/wordml/sdtdatahash" xmlns:w16sdtfl="http://schemas.microsoft.com/office/word/2024/wordml/sdtformatlock" xmlns:w16se="http://schemas.microsoft.com/office/word/2015/wordml/symex" xmlns:w16du="http://schemas.microsoft.com/office/word/2023/wordml/word16du" xmlns:wne="http://schemas.microsoft.com/office/word/2006/wordml" mc:Ignorable="w14 w15 w16se w16cid w16 w16cex w16sdtdh w16sdtfl w16du wp14">
+<w:footnotes xmlns:wpc="http://schemas.microsoft.com/office/word/2010/wordprocessingCanvas" xmlns:cx="http://schemas.microsoft.com/office/drawing/2014/chartex" xmlns:cx1="http://schemas.microsoft.com/office/drawing/2015/9/8/chartex" xmlns:cx2="http://schemas.microsoft.com/office/drawing/2015/10/21/chartex" xmlns:cx3="http://schemas.microsoft.com/office/drawing/2016/5/9/chartex" xmlns:cx4="http://schemas.microsoft.com/office/drawing/2016/5/10/chartex" xmlns:cx5="http://schemas.microsoft.com/office/drawing/2016/5/11/chartex" xmlns:cx6="http://schemas.microsoft.com/office/drawing/2016/5/12/chartex" xmlns:cx7="http://schemas.microsoft.com/office/drawing/2016/5/13/chartex" xmlns:cx8="http://schemas.microsoft.com/office/drawing/2016/5/14/chartex" xmlns:mc="http://schemas.openxmlformats.org/markup-compatibility/2006" xmlns:aink="http://schemas.microsoft.com/office/drawing/2016/ink" xmlns:am3d="http://schemas.microsoft.com/office/drawing/2017/model3d" xmlns:o="urn:schemas-microsoft-com:office:office" xmlns:oel="http://schemas.microsoft.com/office/2019/extlst" xmlns:r="http://schemas.openxmlformats.org/officeDocument/2006/relationships" xmlns:m="http://schemas.openxmlformats.org/officeDocument/2006/math" xmlns:v="urn:schemas-microsoft-com:vml" xmlns:wp14="http://schemas.microsoft.com/office/word/2010/wordprocessingDrawing" xmlns:wp="http://schemas.openxmlformats.org/drawingml/2006/wordprocessingDrawing" xmlns:w10="urn:schemas-microsoft-com:office:word" xmlns:w="http://schemas.openxmlformats.org/wordprocessingml/2006/main" xmlns:w14="http://schemas.microsoft.com/office/word/2010/wordml" xmlns:w15="http://schemas.microsoft.com/office/word/2012/wordml" xmlns:w16cex="http://schemas.microsoft.com/office/word/2018/wordml/cex" xmlns:w16cid="http://schemas.microsoft.com/office/word/2016/wordml/cid" xmlns:w16="http://schemas.microsoft.com/office/word/2018/wordml" xmlns:w16du="http://schemas.microsoft.com/office/word/2023/wordml/word16du" xmlns:w16sdtdh="http://schemas.microsoft.com/office/word/2020/wordml/sdtdatahash" xmlns:w16sdtfl="http://schemas.microsoft.com/office/word/2024/wordml/sdtformatlock" xmlns:w16se="http://schemas.microsoft.com/office/word/2015/wordml/symex" xmlns:wpg="http://schemas.microsoft.com/office/word/2010/wordprocessingGroup" xmlns:wpi="http://schemas.microsoft.com/office/word/2010/wordprocessingInk" xmlns:wne="http://schemas.microsoft.com/office/word/2006/wordml" xmlns:wps="http://schemas.microsoft.com/office/word/2010/wordprocessingShape" mc:Ignorable="w14 w15 w16se w16cid w16 w16cex w16sdtdh w16sdtfl w16du wp14">
   <w:footnote w:type="separator" w:id="-1">
     <w:p>
       <w:r>
@@ -2178,10 +2500,10 @@
 </file>
 
 <file path=word/header1.xml><?xml version="1.0" encoding="utf-8"?>
-<w:hdr xmlns:wpc="http://schemas.microsoft.com/office/word/2010/wordprocessingCanvas" xmlns:cx="http://schemas.microsoft.com/office/drawing/2014/chartex" xmlns:cx1="http://schemas.microsoft.com/office/drawing/2015/9/8/chartex" xmlns:cx2="http://schemas.microsoft.com/office/drawing/2015/10/21/chartex" xmlns:cx3="http://schemas.microsoft.com/office/drawing/2016/5/9/chartex" xmlns:cx4="http://schemas.microsoft.com/office/drawing/2016/5/10/chartex" xmlns:cx5="http://schemas.microsoft.com/office/drawing/2016/5/11/chartex" xmlns:cx6="http://schemas.microsoft.com/office/drawing/2016/5/12/chartex" xmlns:cx7="http://schemas.microsoft.com/office/drawing/2016/5/13/chartex" xmlns:cx8="http://schemas.microsoft.com/office/drawing/2016/5/14/chartex" xmlns:mc="http://schemas.openxmlformats.org/markup-compatibility/2006" xmlns:m="http://schemas.openxmlformats.org/officeDocument/2006/math" xmlns:aink="http://schemas.microsoft.com/office/drawing/2016/ink" xmlns:am3d="http://schemas.microsoft.com/office/drawing/2017/model3d" xmlns:oel="http://schemas.microsoft.com/office/2019/extlst" xmlns:r="http://schemas.openxmlformats.org/officeDocument/2006/relationships" xmlns:wp14="http://schemas.microsoft.com/office/word/2010/wordprocessingDrawing" xmlns:wp="http://schemas.openxmlformats.org/drawingml/2006/wordprocessingDrawing" xmlns:wpg="http://schemas.microsoft.com/office/word/2010/wordprocessingGroup" xmlns:wpi="http://schemas.microsoft.com/office/word/2010/wordprocessingInk" xmlns:wps="http://schemas.microsoft.com/office/word/2010/wordprocessingShape" xmlns:o="urn:schemas-microsoft-com:office:office" xmlns:v="urn:schemas-microsoft-com:vml" xmlns:w10="urn:schemas-microsoft-com:office:word" xmlns:w="http://schemas.openxmlformats.org/wordprocessingml/2006/main" xmlns:w14="http://schemas.microsoft.com/office/word/2010/wordml" xmlns:w15="http://schemas.microsoft.com/office/word/2012/wordml" xmlns:w16cex="http://schemas.microsoft.com/office/word/2018/wordml/cex" xmlns:w16cid="http://schemas.microsoft.com/office/word/2016/wordml/cid" xmlns:w16="http://schemas.microsoft.com/office/word/2018/wordml" xmlns:w16sdtdh="http://schemas.microsoft.com/office/word/2020/wordml/sdtdatahash" xmlns:w16sdtfl="http://schemas.microsoft.com/office/word/2024/wordml/sdtformatlock" xmlns:w16se="http://schemas.microsoft.com/office/word/2015/wordml/symex" xmlns:w16du="http://schemas.microsoft.com/office/word/2023/wordml/word16du" xmlns:wne="http://schemas.microsoft.com/office/word/2006/wordml" mc:Ignorable="w14 w15 w16se w16cid w16 w16cex w16sdtdh w16sdtfl w16du wp14">
+<w:hdr xmlns:wpc="http://schemas.microsoft.com/office/word/2010/wordprocessingCanvas" xmlns:cx="http://schemas.microsoft.com/office/drawing/2014/chartex" xmlns:cx1="http://schemas.microsoft.com/office/drawing/2015/9/8/chartex" xmlns:cx2="http://schemas.microsoft.com/office/drawing/2015/10/21/chartex" xmlns:cx3="http://schemas.microsoft.com/office/drawing/2016/5/9/chartex" xmlns:cx4="http://schemas.microsoft.com/office/drawing/2016/5/10/chartex" xmlns:cx5="http://schemas.microsoft.com/office/drawing/2016/5/11/chartex" xmlns:cx6="http://schemas.microsoft.com/office/drawing/2016/5/12/chartex" xmlns:cx7="http://schemas.microsoft.com/office/drawing/2016/5/13/chartex" xmlns:cx8="http://schemas.microsoft.com/office/drawing/2016/5/14/chartex" xmlns:mc="http://schemas.openxmlformats.org/markup-compatibility/2006" xmlns:aink="http://schemas.microsoft.com/office/drawing/2016/ink" xmlns:am3d="http://schemas.microsoft.com/office/drawing/2017/model3d" xmlns:o="urn:schemas-microsoft-com:office:office" xmlns:oel="http://schemas.microsoft.com/office/2019/extlst" xmlns:r="http://schemas.openxmlformats.org/officeDocument/2006/relationships" xmlns:m="http://schemas.openxmlformats.org/officeDocument/2006/math" xmlns:v="urn:schemas-microsoft-com:vml" xmlns:wp14="http://schemas.microsoft.com/office/word/2010/wordprocessingDrawing" xmlns:wp="http://schemas.openxmlformats.org/drawingml/2006/wordprocessingDrawing" xmlns:w10="urn:schemas-microsoft-com:office:word" xmlns:w="http://schemas.openxmlformats.org/wordprocessingml/2006/main" xmlns:w14="http://schemas.microsoft.com/office/word/2010/wordml" xmlns:w15="http://schemas.microsoft.com/office/word/2012/wordml" xmlns:w16cex="http://schemas.microsoft.com/office/word/2018/wordml/cex" xmlns:w16cid="http://schemas.microsoft.com/office/word/2016/wordml/cid" xmlns:w16="http://schemas.microsoft.com/office/word/2018/wordml" xmlns:w16du="http://schemas.microsoft.com/office/word/2023/wordml/word16du" xmlns:w16sdtdh="http://schemas.microsoft.com/office/word/2020/wordml/sdtdatahash" xmlns:w16sdtfl="http://schemas.microsoft.com/office/word/2024/wordml/sdtformatlock" xmlns:w16se="http://schemas.microsoft.com/office/word/2015/wordml/symex" xmlns:wpg="http://schemas.microsoft.com/office/word/2010/wordprocessingGroup" xmlns:wpi="http://schemas.microsoft.com/office/word/2010/wordprocessingInk" xmlns:wne="http://schemas.microsoft.com/office/word/2006/wordml" xmlns:wps="http://schemas.microsoft.com/office/word/2010/wordprocessingShape" mc:Ignorable="w14 w15 w16se w16cid w16 w16cex w16sdtdh w16sdtfl w16du wp14">
   <w:p>
     <w:pPr>
-      <w:pStyle w:val="Encabezado"/>
+      <w:pStyle w:val="Header"/>
       <w:jc w:val="both"/>
     </w:pPr>
     <w:r>
@@ -2256,14 +2578,14 @@
   </w:p>
   <w:p>
     <w:pPr>
-      <w:pStyle w:val="Encabezado"/>
+      <w:pStyle w:val="Header"/>
     </w:pPr>
   </w:p>
 </w:hdr>
 </file>
 
 <file path=word/numbering.xml><?xml version="1.0" encoding="utf-8"?>
-<w:numbering xmlns:wpc="http://schemas.microsoft.com/office/word/2010/wordprocessingCanvas" xmlns:cx="http://schemas.microsoft.com/office/drawing/2014/chartex" xmlns:cx1="http://schemas.microsoft.com/office/drawing/2015/9/8/chartex" xmlns:cx2="http://schemas.microsoft.com/office/drawing/2015/10/21/chartex" xmlns:cx3="http://schemas.microsoft.com/office/drawing/2016/5/9/chartex" xmlns:cx4="http://schemas.microsoft.com/office/drawing/2016/5/10/chartex" xmlns:cx5="http://schemas.microsoft.com/office/drawing/2016/5/11/chartex" xmlns:cx6="http://schemas.microsoft.com/office/drawing/2016/5/12/chartex" xmlns:cx7="http://schemas.microsoft.com/office/drawing/2016/5/13/chartex" xmlns:cx8="http://schemas.microsoft.com/office/drawing/2016/5/14/chartex" xmlns:mc="http://schemas.openxmlformats.org/markup-compatibility/2006" xmlns:m="http://schemas.openxmlformats.org/officeDocument/2006/math" xmlns:aink="http://schemas.microsoft.com/office/drawing/2016/ink" xmlns:am3d="http://schemas.microsoft.com/office/drawing/2017/model3d" xmlns:oel="http://schemas.microsoft.com/office/2019/extlst" xmlns:r="http://schemas.openxmlformats.org/officeDocument/2006/relationships" xmlns:wp14="http://schemas.microsoft.com/office/word/2010/wordprocessingDrawing" xmlns:wp="http://schemas.openxmlformats.org/drawingml/2006/wordprocessingDrawing" xmlns:wpg="http://schemas.microsoft.com/office/word/2010/wordprocessingGroup" xmlns:wpi="http://schemas.microsoft.com/office/word/2010/wordprocessingInk" xmlns:wps="http://schemas.microsoft.com/office/word/2010/wordprocessingShape" xmlns:o="urn:schemas-microsoft-com:office:office" xmlns:v="urn:schemas-microsoft-com:vml" xmlns:w10="urn:schemas-microsoft-com:office:word" xmlns:w="http://schemas.openxmlformats.org/wordprocessingml/2006/main" xmlns:w14="http://schemas.microsoft.com/office/word/2010/wordml" xmlns:w15="http://schemas.microsoft.com/office/word/2012/wordml" xmlns:w16cex="http://schemas.microsoft.com/office/word/2018/wordml/cex" xmlns:w16cid="http://schemas.microsoft.com/office/word/2016/wordml/cid" xmlns:w16="http://schemas.microsoft.com/office/word/2018/wordml" xmlns:w16sdtdh="http://schemas.microsoft.com/office/word/2020/wordml/sdtdatahash" xmlns:w16sdtfl="http://schemas.microsoft.com/office/word/2024/wordml/sdtformatlock" xmlns:w16se="http://schemas.microsoft.com/office/word/2015/wordml/symex" xmlns:w16du="http://schemas.microsoft.com/office/word/2023/wordml/word16du" xmlns:wne="http://schemas.microsoft.com/office/word/2006/wordml" mc:Ignorable="w14 w15 w16se w16cid w16 w16cex w16sdtdh w16sdtfl w16du wp14">
+<w:numbering xmlns:wpc="http://schemas.microsoft.com/office/word/2010/wordprocessingCanvas" xmlns:cx="http://schemas.microsoft.com/office/drawing/2014/chartex" xmlns:cx1="http://schemas.microsoft.com/office/drawing/2015/9/8/chartex" xmlns:cx2="http://schemas.microsoft.com/office/drawing/2015/10/21/chartex" xmlns:cx3="http://schemas.microsoft.com/office/drawing/2016/5/9/chartex" xmlns:cx4="http://schemas.microsoft.com/office/drawing/2016/5/10/chartex" xmlns:cx5="http://schemas.microsoft.com/office/drawing/2016/5/11/chartex" xmlns:cx6="http://schemas.microsoft.com/office/drawing/2016/5/12/chartex" xmlns:cx7="http://schemas.microsoft.com/office/drawing/2016/5/13/chartex" xmlns:cx8="http://schemas.microsoft.com/office/drawing/2016/5/14/chartex" xmlns:mc="http://schemas.openxmlformats.org/markup-compatibility/2006" xmlns:aink="http://schemas.microsoft.com/office/drawing/2016/ink" xmlns:am3d="http://schemas.microsoft.com/office/drawing/2017/model3d" xmlns:o="urn:schemas-microsoft-com:office:office" xmlns:oel="http://schemas.microsoft.com/office/2019/extlst" xmlns:r="http://schemas.openxmlformats.org/officeDocument/2006/relationships" xmlns:m="http://schemas.openxmlformats.org/officeDocument/2006/math" xmlns:v="urn:schemas-microsoft-com:vml" xmlns:wp14="http://schemas.microsoft.com/office/word/2010/wordprocessingDrawing" xmlns:wp="http://schemas.openxmlformats.org/drawingml/2006/wordprocessingDrawing" xmlns:w10="urn:schemas-microsoft-com:office:word" xmlns:w="http://schemas.openxmlformats.org/wordprocessingml/2006/main" xmlns:w14="http://schemas.microsoft.com/office/word/2010/wordml" xmlns:w15="http://schemas.microsoft.com/office/word/2012/wordml" xmlns:w16cex="http://schemas.microsoft.com/office/word/2018/wordml/cex" xmlns:w16cid="http://schemas.microsoft.com/office/word/2016/wordml/cid" xmlns:w16="http://schemas.microsoft.com/office/word/2018/wordml" xmlns:w16du="http://schemas.microsoft.com/office/word/2023/wordml/word16du" xmlns:w16sdtdh="http://schemas.microsoft.com/office/word/2020/wordml/sdtdatahash" xmlns:w16sdtfl="http://schemas.microsoft.com/office/word/2024/wordml/sdtformatlock" xmlns:w16se="http://schemas.microsoft.com/office/word/2015/wordml/symex" xmlns:wpg="http://schemas.microsoft.com/office/word/2010/wordprocessingGroup" xmlns:wpi="http://schemas.microsoft.com/office/word/2010/wordprocessingInk" xmlns:wne="http://schemas.microsoft.com/office/word/2006/wordml" xmlns:wps="http://schemas.microsoft.com/office/word/2010/wordprocessingShape" mc:Ignorable="w14 w15 w16se w16cid w16 w16cex w16sdtdh w16sdtfl w16du wp14">
   <w:abstractNum w:abstractNumId="0" w15:restartNumberingAfterBreak="0">
     <w:nsid w:val="2DBD6D42"/>
     <w:multiLevelType w:val="multilevel"/>
@@ -2683,7 +3005,7 @@
 </file>
 
 <file path=word/styles.xml><?xml version="1.0" encoding="utf-8"?>
-<w:styles xmlns:mc="http://schemas.openxmlformats.org/markup-compatibility/2006" xmlns:r="http://schemas.openxmlformats.org/officeDocument/2006/relationships" xmlns:w="http://schemas.openxmlformats.org/wordprocessingml/2006/main" xmlns:w14="http://schemas.microsoft.com/office/word/2010/wordml" xmlns:w15="http://schemas.microsoft.com/office/word/2012/wordml" xmlns:w16cex="http://schemas.microsoft.com/office/word/2018/wordml/cex" xmlns:w16cid="http://schemas.microsoft.com/office/word/2016/wordml/cid" xmlns:w16="http://schemas.microsoft.com/office/word/2018/wordml" xmlns:w16sdtdh="http://schemas.microsoft.com/office/word/2020/wordml/sdtdatahash" xmlns:w16sdtfl="http://schemas.microsoft.com/office/word/2024/wordml/sdtformatlock" xmlns:w16se="http://schemas.microsoft.com/office/word/2015/wordml/symex" xmlns:w16du="http://schemas.microsoft.com/office/word/2023/wordml/word16du" mc:Ignorable="w14 w15 w16se w16cid w16 w16cex w16sdtdh w16sdtfl w16du">
+<w:styles xmlns:mc="http://schemas.openxmlformats.org/markup-compatibility/2006" xmlns:r="http://schemas.openxmlformats.org/officeDocument/2006/relationships" xmlns:w="http://schemas.openxmlformats.org/wordprocessingml/2006/main" xmlns:w14="http://schemas.microsoft.com/office/word/2010/wordml" xmlns:w15="http://schemas.microsoft.com/office/word/2012/wordml" xmlns:w16cex="http://schemas.microsoft.com/office/word/2018/wordml/cex" xmlns:w16cid="http://schemas.microsoft.com/office/word/2016/wordml/cid" xmlns:w16="http://schemas.microsoft.com/office/word/2018/wordml" xmlns:w16du="http://schemas.microsoft.com/office/word/2023/wordml/word16du" xmlns:w16sdtdh="http://schemas.microsoft.com/office/word/2020/wordml/sdtdatahash" xmlns:w16sdtfl="http://schemas.microsoft.com/office/word/2024/wordml/sdtformatlock" xmlns:w16se="http://schemas.microsoft.com/office/word/2015/wordml/symex" mc:Ignorable="w14 w15 w16se w16cid w16 w16cex w16sdtdh w16sdtfl w16du">
   <w:docDefaults>
     <w:rPrDefault>
       <w:rPr>
@@ -3079,11 +3401,11 @@
     <w:name w:val="Normal"/>
     <w:qFormat/>
   </w:style>
-  <w:style w:type="paragraph" w:styleId="Ttulo1">
+  <w:style w:type="paragraph" w:styleId="Heading1">
     <w:name w:val="heading 1"/>
     <w:basedOn w:val="Normal"/>
     <w:next w:val="Normal"/>
-    <w:link w:val="Ttulo1Car"/>
+    <w:link w:val="Heading1Char"/>
     <w:uiPriority w:val="9"/>
     <w:qFormat/>
     <w:rsid w:val="0061785C"/>
@@ -3100,11 +3422,11 @@
       <w:szCs w:val="40"/>
     </w:rPr>
   </w:style>
-  <w:style w:type="paragraph" w:styleId="Ttulo2">
+  <w:style w:type="paragraph" w:styleId="Heading2">
     <w:name w:val="heading 2"/>
     <w:basedOn w:val="Normal"/>
     <w:next w:val="Normal"/>
-    <w:link w:val="Ttulo2Car"/>
+    <w:link w:val="Heading2Char"/>
     <w:uiPriority w:val="9"/>
     <w:unhideWhenUsed/>
     <w:qFormat/>
@@ -3122,11 +3444,11 @@
       <w:szCs w:val="32"/>
     </w:rPr>
   </w:style>
-  <w:style w:type="paragraph" w:styleId="Ttulo3">
+  <w:style w:type="paragraph" w:styleId="Heading3">
     <w:name w:val="heading 3"/>
     <w:basedOn w:val="Normal"/>
     <w:next w:val="Normal"/>
-    <w:link w:val="Ttulo3Car"/>
+    <w:link w:val="Heading3Char"/>
     <w:uiPriority w:val="9"/>
     <w:semiHidden/>
     <w:unhideWhenUsed/>
@@ -3145,11 +3467,11 @@
       <w:szCs w:val="28"/>
     </w:rPr>
   </w:style>
-  <w:style w:type="paragraph" w:styleId="Ttulo4">
+  <w:style w:type="paragraph" w:styleId="Heading4">
     <w:name w:val="heading 4"/>
     <w:basedOn w:val="Normal"/>
     <w:next w:val="Normal"/>
-    <w:link w:val="Ttulo4Car"/>
+    <w:link w:val="Heading4Char"/>
     <w:uiPriority w:val="9"/>
     <w:semiHidden/>
     <w:unhideWhenUsed/>
@@ -3168,11 +3490,11 @@
       <w:color w:val="0F4761" w:themeColor="accent1" w:themeShade="BF"/>
     </w:rPr>
   </w:style>
-  <w:style w:type="paragraph" w:styleId="Ttulo5">
+  <w:style w:type="paragraph" w:styleId="Heading5">
     <w:name w:val="heading 5"/>
     <w:basedOn w:val="Normal"/>
     <w:next w:val="Normal"/>
-    <w:link w:val="Ttulo5Car"/>
+    <w:link w:val="Heading5Char"/>
     <w:uiPriority w:val="9"/>
     <w:semiHidden/>
     <w:unhideWhenUsed/>
@@ -3189,11 +3511,11 @@
       <w:color w:val="0F4761" w:themeColor="accent1" w:themeShade="BF"/>
     </w:rPr>
   </w:style>
-  <w:style w:type="paragraph" w:styleId="Ttulo6">
+  <w:style w:type="paragraph" w:styleId="Heading6">
     <w:name w:val="heading 6"/>
     <w:basedOn w:val="Normal"/>
     <w:next w:val="Normal"/>
-    <w:link w:val="Ttulo6Car"/>
+    <w:link w:val="Heading6Char"/>
     <w:uiPriority w:val="9"/>
     <w:semiHidden/>
     <w:unhideWhenUsed/>
@@ -3212,11 +3534,11 @@
       <w:color w:val="595959" w:themeColor="text1" w:themeTint="A6"/>
     </w:rPr>
   </w:style>
-  <w:style w:type="paragraph" w:styleId="Ttulo7">
+  <w:style w:type="paragraph" w:styleId="Heading7">
     <w:name w:val="heading 7"/>
     <w:basedOn w:val="Normal"/>
     <w:next w:val="Normal"/>
-    <w:link w:val="Ttulo7Car"/>
+    <w:link w:val="Heading7Char"/>
     <w:uiPriority w:val="9"/>
     <w:semiHidden/>
     <w:unhideWhenUsed/>
@@ -3233,11 +3555,11 @@
       <w:color w:val="595959" w:themeColor="text1" w:themeTint="A6"/>
     </w:rPr>
   </w:style>
-  <w:style w:type="paragraph" w:styleId="Ttulo8">
+  <w:style w:type="paragraph" w:styleId="Heading8">
     <w:name w:val="heading 8"/>
     <w:basedOn w:val="Normal"/>
     <w:next w:val="Normal"/>
-    <w:link w:val="Ttulo8Car"/>
+    <w:link w:val="Heading8Char"/>
     <w:uiPriority w:val="9"/>
     <w:semiHidden/>
     <w:unhideWhenUsed/>
@@ -3255,11 +3577,11 @@
       <w:color w:val="272727" w:themeColor="text1" w:themeTint="D8"/>
     </w:rPr>
   </w:style>
-  <w:style w:type="paragraph" w:styleId="Ttulo9">
+  <w:style w:type="paragraph" w:styleId="Heading9">
     <w:name w:val="heading 9"/>
     <w:basedOn w:val="Normal"/>
     <w:next w:val="Normal"/>
-    <w:link w:val="Ttulo9Car"/>
+    <w:link w:val="Heading9Char"/>
     <w:uiPriority w:val="9"/>
     <w:semiHidden/>
     <w:unhideWhenUsed/>
@@ -3275,13 +3597,13 @@
       <w:color w:val="272727" w:themeColor="text1" w:themeTint="D8"/>
     </w:rPr>
   </w:style>
-  <w:style w:type="character" w:default="1" w:styleId="Fuentedeprrafopredeter">
+  <w:style w:type="character" w:default="1" w:styleId="DefaultParagraphFont">
     <w:name w:val="Default Paragraph Font"/>
     <w:uiPriority w:val="1"/>
     <w:semiHidden/>
     <w:unhideWhenUsed/>
   </w:style>
-  <w:style w:type="table" w:default="1" w:styleId="Tablanormal">
+  <w:style w:type="table" w:default="1" w:styleId="TableNormal">
     <w:name w:val="Normal Table"/>
     <w:uiPriority w:val="99"/>
     <w:semiHidden/>
@@ -3296,7 +3618,7 @@
       </w:tblCellMar>
     </w:tblPr>
   </w:style>
-  <w:style w:type="numbering" w:default="1" w:styleId="Sinlista">
+  <w:style w:type="numbering" w:default="1" w:styleId="NoList">
     <w:name w:val="No List"/>
     <w:uiPriority w:val="99"/>
     <w:semiHidden/>
@@ -3312,10 +3634,10 @@
       <w:color w:val="000000"/>
     </w:rPr>
   </w:style>
-  <w:style w:type="character" w:customStyle="1" w:styleId="Ttulo1Car">
-    <w:name w:val="Título 1 Car"/>
-    <w:basedOn w:val="Fuentedeprrafopredeter"/>
-    <w:link w:val="Ttulo1"/>
+  <w:style w:type="character" w:customStyle="1" w:styleId="Heading1Char">
+    <w:name w:val="Heading 1 Char"/>
+    <w:basedOn w:val="DefaultParagraphFont"/>
+    <w:link w:val="Heading1"/>
     <w:uiPriority w:val="9"/>
     <w:rsid w:val="0061785C"/>
     <w:rPr>
@@ -3325,10 +3647,10 @@
       <w:szCs w:val="40"/>
     </w:rPr>
   </w:style>
-  <w:style w:type="character" w:customStyle="1" w:styleId="Ttulo2Car">
-    <w:name w:val="Título 2 Car"/>
-    <w:basedOn w:val="Fuentedeprrafopredeter"/>
-    <w:link w:val="Ttulo2"/>
+  <w:style w:type="character" w:customStyle="1" w:styleId="Heading2Char">
+    <w:name w:val="Heading 2 Char"/>
+    <w:basedOn w:val="DefaultParagraphFont"/>
+    <w:link w:val="Heading2"/>
     <w:uiPriority w:val="9"/>
     <w:rsid w:val="0061785C"/>
     <w:rPr>
@@ -3338,10 +3660,10 @@
       <w:szCs w:val="32"/>
     </w:rPr>
   </w:style>
-  <w:style w:type="character" w:customStyle="1" w:styleId="Ttulo3Car">
-    <w:name w:val="Título 3 Car"/>
-    <w:basedOn w:val="Fuentedeprrafopredeter"/>
-    <w:link w:val="Ttulo3"/>
+  <w:style w:type="character" w:customStyle="1" w:styleId="Heading3Char">
+    <w:name w:val="Heading 3 Char"/>
+    <w:basedOn w:val="DefaultParagraphFont"/>
+    <w:link w:val="Heading3"/>
     <w:uiPriority w:val="9"/>
     <w:semiHidden/>
     <w:rsid w:val="0061785C"/>
@@ -3352,10 +3674,10 @@
       <w:szCs w:val="28"/>
     </w:rPr>
   </w:style>
-  <w:style w:type="character" w:customStyle="1" w:styleId="Ttulo4Car">
-    <w:name w:val="Título 4 Car"/>
-    <w:basedOn w:val="Fuentedeprrafopredeter"/>
-    <w:link w:val="Ttulo4"/>
+  <w:style w:type="character" w:customStyle="1" w:styleId="Heading4Char">
+    <w:name w:val="Heading 4 Char"/>
+    <w:basedOn w:val="DefaultParagraphFont"/>
+    <w:link w:val="Heading4"/>
     <w:uiPriority w:val="9"/>
     <w:semiHidden/>
     <w:rsid w:val="0061785C"/>
@@ -3366,10 +3688,10 @@
       <w:color w:val="0F4761" w:themeColor="accent1" w:themeShade="BF"/>
     </w:rPr>
   </w:style>
-  <w:style w:type="character" w:customStyle="1" w:styleId="Ttulo5Car">
-    <w:name w:val="Título 5 Car"/>
-    <w:basedOn w:val="Fuentedeprrafopredeter"/>
-    <w:link w:val="Ttulo5"/>
+  <w:style w:type="character" w:customStyle="1" w:styleId="Heading5Char">
+    <w:name w:val="Heading 5 Char"/>
+    <w:basedOn w:val="DefaultParagraphFont"/>
+    <w:link w:val="Heading5"/>
     <w:uiPriority w:val="9"/>
     <w:semiHidden/>
     <w:rsid w:val="0061785C"/>
@@ -3378,10 +3700,10 @@
       <w:color w:val="0F4761" w:themeColor="accent1" w:themeShade="BF"/>
     </w:rPr>
   </w:style>
-  <w:style w:type="character" w:customStyle="1" w:styleId="Ttulo6Car">
-    <w:name w:val="Título 6 Car"/>
-    <w:basedOn w:val="Fuentedeprrafopredeter"/>
-    <w:link w:val="Ttulo6"/>
+  <w:style w:type="character" w:customStyle="1" w:styleId="Heading6Char">
+    <w:name w:val="Heading 6 Char"/>
+    <w:basedOn w:val="DefaultParagraphFont"/>
+    <w:link w:val="Heading6"/>
     <w:uiPriority w:val="9"/>
     <w:semiHidden/>
     <w:rsid w:val="0061785C"/>
@@ -3392,10 +3714,10 @@
       <w:color w:val="595959" w:themeColor="text1" w:themeTint="A6"/>
     </w:rPr>
   </w:style>
-  <w:style w:type="character" w:customStyle="1" w:styleId="Ttulo7Car">
-    <w:name w:val="Título 7 Car"/>
-    <w:basedOn w:val="Fuentedeprrafopredeter"/>
-    <w:link w:val="Ttulo7"/>
+  <w:style w:type="character" w:customStyle="1" w:styleId="Heading7Char">
+    <w:name w:val="Heading 7 Char"/>
+    <w:basedOn w:val="DefaultParagraphFont"/>
+    <w:link w:val="Heading7"/>
     <w:uiPriority w:val="9"/>
     <w:semiHidden/>
     <w:rsid w:val="0061785C"/>
@@ -3404,10 +3726,10 @@
       <w:color w:val="595959" w:themeColor="text1" w:themeTint="A6"/>
     </w:rPr>
   </w:style>
-  <w:style w:type="character" w:customStyle="1" w:styleId="Ttulo8Car">
-    <w:name w:val="Título 8 Car"/>
-    <w:basedOn w:val="Fuentedeprrafopredeter"/>
-    <w:link w:val="Ttulo8"/>
+  <w:style w:type="character" w:customStyle="1" w:styleId="Heading8Char">
+    <w:name w:val="Heading 8 Char"/>
+    <w:basedOn w:val="DefaultParagraphFont"/>
+    <w:link w:val="Heading8"/>
     <w:uiPriority w:val="9"/>
     <w:semiHidden/>
     <w:rsid w:val="0061785C"/>
@@ -3418,10 +3740,10 @@
       <w:color w:val="272727" w:themeColor="text1" w:themeTint="D8"/>
     </w:rPr>
   </w:style>
-  <w:style w:type="character" w:customStyle="1" w:styleId="Ttulo9Car">
-    <w:name w:val="Título 9 Car"/>
-    <w:basedOn w:val="Fuentedeprrafopredeter"/>
-    <w:link w:val="Ttulo9"/>
+  <w:style w:type="character" w:customStyle="1" w:styleId="Heading9Char">
+    <w:name w:val="Heading 9 Char"/>
+    <w:basedOn w:val="DefaultParagraphFont"/>
+    <w:link w:val="Heading9"/>
     <w:uiPriority w:val="9"/>
     <w:semiHidden/>
     <w:rsid w:val="0061785C"/>
@@ -3430,11 +3752,11 @@
       <w:color w:val="272727" w:themeColor="text1" w:themeTint="D8"/>
     </w:rPr>
   </w:style>
-  <w:style w:type="paragraph" w:styleId="Ttulo">
+  <w:style w:type="paragraph" w:styleId="Title">
     <w:name w:val="Title"/>
     <w:basedOn w:val="Normal"/>
     <w:next w:val="Normal"/>
-    <w:link w:val="TtuloCar"/>
+    <w:link w:val="TitleChar"/>
     <w:uiPriority w:val="10"/>
     <w:qFormat/>
     <w:rsid w:val="0061785C"/>
@@ -3450,10 +3772,10 @@
       <w:szCs w:val="56"/>
     </w:rPr>
   </w:style>
-  <w:style w:type="character" w:customStyle="1" w:styleId="TtuloCar">
-    <w:name w:val="Título Car"/>
-    <w:basedOn w:val="Fuentedeprrafopredeter"/>
-    <w:link w:val="Ttulo"/>
+  <w:style w:type="character" w:customStyle="1" w:styleId="TitleChar">
+    <w:name w:val="Title Char"/>
+    <w:basedOn w:val="DefaultParagraphFont"/>
+    <w:link w:val="Title"/>
     <w:uiPriority w:val="10"/>
     <w:rsid w:val="0061785C"/>
     <w:rPr>
@@ -3464,11 +3786,11 @@
       <w:szCs w:val="56"/>
     </w:rPr>
   </w:style>
-  <w:style w:type="paragraph" w:styleId="Subttulo">
+  <w:style w:type="paragraph" w:styleId="Subtitle">
     <w:name w:val="Subtitle"/>
     <w:basedOn w:val="Normal"/>
     <w:next w:val="Normal"/>
-    <w:link w:val="SubttuloCar"/>
+    <w:link w:val="SubtitleChar"/>
     <w:uiPriority w:val="11"/>
     <w:qFormat/>
     <w:rsid w:val="0061785C"/>
@@ -3486,10 +3808,10 @@
       <w:szCs w:val="28"/>
     </w:rPr>
   </w:style>
-  <w:style w:type="character" w:customStyle="1" w:styleId="SubttuloCar">
-    <w:name w:val="Subtítulo Car"/>
-    <w:basedOn w:val="Fuentedeprrafopredeter"/>
-    <w:link w:val="Subttulo"/>
+  <w:style w:type="character" w:customStyle="1" w:styleId="SubtitleChar">
+    <w:name w:val="Subtitle Char"/>
+    <w:basedOn w:val="DefaultParagraphFont"/>
+    <w:link w:val="Subtitle"/>
     <w:uiPriority w:val="11"/>
     <w:rsid w:val="0061785C"/>
     <w:rPr>
@@ -3500,11 +3822,11 @@
       <w:szCs w:val="28"/>
     </w:rPr>
   </w:style>
-  <w:style w:type="paragraph" w:styleId="Cita">
+  <w:style w:type="paragraph" w:styleId="Quote">
     <w:name w:val="Quote"/>
     <w:basedOn w:val="Normal"/>
     <w:next w:val="Normal"/>
-    <w:link w:val="CitaCar"/>
+    <w:link w:val="QuoteChar"/>
     <w:uiPriority w:val="29"/>
     <w:qFormat/>
     <w:rsid w:val="0061785C"/>
@@ -3518,10 +3840,10 @@
       <w:color w:val="404040" w:themeColor="text1" w:themeTint="BF"/>
     </w:rPr>
   </w:style>
-  <w:style w:type="character" w:customStyle="1" w:styleId="CitaCar">
-    <w:name w:val="Cita Car"/>
-    <w:basedOn w:val="Fuentedeprrafopredeter"/>
-    <w:link w:val="Cita"/>
+  <w:style w:type="character" w:customStyle="1" w:styleId="QuoteChar">
+    <w:name w:val="Quote Char"/>
+    <w:basedOn w:val="DefaultParagraphFont"/>
+    <w:link w:val="Quote"/>
     <w:uiPriority w:val="29"/>
     <w:rsid w:val="0061785C"/>
     <w:rPr>
@@ -3530,7 +3852,7 @@
       <w:color w:val="404040" w:themeColor="text1" w:themeTint="BF"/>
     </w:rPr>
   </w:style>
-  <w:style w:type="paragraph" w:styleId="Prrafodelista">
+  <w:style w:type="paragraph" w:styleId="ListParagraph">
     <w:name w:val="List Paragraph"/>
     <w:basedOn w:val="Normal"/>
     <w:uiPriority w:val="34"/>
@@ -3541,9 +3863,9 @@
       <w:contextualSpacing/>
     </w:pPr>
   </w:style>
-  <w:style w:type="character" w:styleId="nfasisintenso">
+  <w:style w:type="character" w:styleId="IntenseEmphasis">
     <w:name w:val="Intense Emphasis"/>
-    <w:basedOn w:val="Fuentedeprrafopredeter"/>
+    <w:basedOn w:val="DefaultParagraphFont"/>
     <w:uiPriority w:val="21"/>
     <w:qFormat/>
     <w:rsid w:val="0061785C"/>
@@ -3553,11 +3875,11 @@
       <w:color w:val="0F4761" w:themeColor="accent1" w:themeShade="BF"/>
     </w:rPr>
   </w:style>
-  <w:style w:type="paragraph" w:styleId="Citadestacada">
+  <w:style w:type="paragraph" w:styleId="IntenseQuote">
     <w:name w:val="Intense Quote"/>
     <w:basedOn w:val="Normal"/>
     <w:next w:val="Normal"/>
-    <w:link w:val="CitadestacadaCar"/>
+    <w:link w:val="IntenseQuoteChar"/>
     <w:uiPriority w:val="30"/>
     <w:qFormat/>
     <w:rsid w:val="0061785C"/>
@@ -3576,10 +3898,10 @@
       <w:color w:val="0F4761" w:themeColor="accent1" w:themeShade="BF"/>
     </w:rPr>
   </w:style>
-  <w:style w:type="character" w:customStyle="1" w:styleId="CitadestacadaCar">
-    <w:name w:val="Cita destacada Car"/>
-    <w:basedOn w:val="Fuentedeprrafopredeter"/>
-    <w:link w:val="Citadestacada"/>
+  <w:style w:type="character" w:customStyle="1" w:styleId="IntenseQuoteChar">
+    <w:name w:val="Intense Quote Char"/>
+    <w:basedOn w:val="DefaultParagraphFont"/>
+    <w:link w:val="IntenseQuote"/>
     <w:uiPriority w:val="30"/>
     <w:rsid w:val="0061785C"/>
     <w:rPr>
@@ -3588,9 +3910,9 @@
       <w:color w:val="0F4761" w:themeColor="accent1" w:themeShade="BF"/>
     </w:rPr>
   </w:style>
-  <w:style w:type="character" w:styleId="Referenciaintensa">
+  <w:style w:type="character" w:styleId="IntenseReference">
     <w:name w:val="Intense Reference"/>
-    <w:basedOn w:val="Fuentedeprrafopredeter"/>
+    <w:basedOn w:val="DefaultParagraphFont"/>
     <w:uiPriority w:val="32"/>
     <w:qFormat/>
     <w:rsid w:val="0061785C"/>
@@ -3602,10 +3924,10 @@
       <w:spacing w:val="5"/>
     </w:rPr>
   </w:style>
-  <w:style w:type="paragraph" w:styleId="Piedepgina">
+  <w:style w:type="paragraph" w:styleId="Footer">
     <w:name w:val="footer"/>
     <w:basedOn w:val="Normal"/>
-    <w:link w:val="PiedepginaCar"/>
+    <w:link w:val="FooterChar"/>
     <w:uiPriority w:val="99"/>
     <w:unhideWhenUsed/>
     <w:rsid w:val="0061785C"/>
@@ -3616,25 +3938,25 @@
       </w:tabs>
     </w:pPr>
   </w:style>
-  <w:style w:type="character" w:customStyle="1" w:styleId="PiedepginaCar">
-    <w:name w:val="Pie de página Car"/>
-    <w:basedOn w:val="Fuentedeprrafopredeter"/>
-    <w:link w:val="Piedepgina"/>
+  <w:style w:type="character" w:customStyle="1" w:styleId="FooterChar">
+    <w:name w:val="Footer Char"/>
+    <w:basedOn w:val="DefaultParagraphFont"/>
+    <w:link w:val="Footer"/>
     <w:uiPriority w:val="99"/>
     <w:rsid w:val="0061785C"/>
   </w:style>
-  <w:style w:type="character" w:styleId="Nmerodepgina">
+  <w:style w:type="character" w:styleId="PageNumber">
     <w:name w:val="page number"/>
-    <w:basedOn w:val="Fuentedeprrafopredeter"/>
+    <w:basedOn w:val="DefaultParagraphFont"/>
     <w:uiPriority w:val="99"/>
     <w:semiHidden/>
     <w:unhideWhenUsed/>
     <w:rsid w:val="0061785C"/>
   </w:style>
-  <w:style w:type="paragraph" w:styleId="Encabezado">
+  <w:style w:type="paragraph" w:styleId="Header">
     <w:name w:val="header"/>
     <w:basedOn w:val="Normal"/>
-    <w:link w:val="EncabezadoCar"/>
+    <w:link w:val="HeaderChar"/>
     <w:uiPriority w:val="99"/>
     <w:unhideWhenUsed/>
     <w:rsid w:val="00535D9D"/>
@@ -3645,14 +3967,14 @@
       </w:tabs>
     </w:pPr>
   </w:style>
-  <w:style w:type="character" w:customStyle="1" w:styleId="EncabezadoCar">
-    <w:name w:val="Encabezado Car"/>
-    <w:basedOn w:val="Fuentedeprrafopredeter"/>
-    <w:link w:val="Encabezado"/>
+  <w:style w:type="character" w:customStyle="1" w:styleId="HeaderChar">
+    <w:name w:val="Header Char"/>
+    <w:basedOn w:val="DefaultParagraphFont"/>
+    <w:link w:val="Header"/>
     <w:uiPriority w:val="99"/>
     <w:rsid w:val="00535D9D"/>
   </w:style>
-  <w:style w:type="character" w:styleId="Hipervnculo">
+  <w:style w:type="character" w:styleId="Hyperlink">
     <w:name w:val="Hyperlink"/>
     <w:uiPriority w:val="99"/>
     <w:unhideWhenUsed/>
@@ -3662,9 +3984,9 @@
       <w:u w:val="single"/>
     </w:rPr>
   </w:style>
-  <w:style w:type="table" w:styleId="Tablaconcuadrcula">
+  <w:style w:type="table" w:styleId="TableGrid">
     <w:name w:val="Table Grid"/>
-    <w:basedOn w:val="Tablanormal"/>
+    <w:basedOn w:val="TableNormal"/>
     <w:uiPriority w:val="39"/>
     <w:rsid w:val="009563D3"/>
     <w:tblPr>
@@ -3977,12 +4299,14 @@
 </file>
 
 <file path=customXml/item1.xml><?xml version="1.0" encoding="utf-8"?>
-<?mso-contentType ?>
-<FormTemplates xmlns="http://schemas.microsoft.com/sharepoint/v3/contenttype/forms">
-  <Display>DocumentLibraryForm</Display>
-  <Edit>DocumentLibraryForm</Edit>
-  <New>DocumentLibraryForm</New>
-</FormTemplates>
+<p:properties xmlns:p="http://schemas.microsoft.com/office/2006/metadata/properties" xmlns:xsi="http://www.w3.org/2001/XMLSchema-instance" xmlns:pc="http://schemas.microsoft.com/office/infopath/2007/PartnerControls">
+  <documentManagement>
+    <TaxCatchAll xmlns="6258d394-a8ae-4e0e-8446-a54c374aaa78" xsi:nil="true"/>
+    <lcf76f155ced4ddcb4097134ff3c332f xmlns="a35310a5-5655-463e-88a7-ca1ba7ce639d">
+      <Terms xmlns="http://schemas.microsoft.com/office/infopath/2007/PartnerControls"/>
+    </lcf76f155ced4ddcb4097134ff3c332f>
+  </documentManagement>
+</p:properties>
 </file>
 
 <file path=customXml/item2.xml><?xml version="1.0" encoding="utf-8"?>
@@ -4240,20 +4564,21 @@
 </file>
 
 <file path=customXml/item3.xml><?xml version="1.0" encoding="utf-8"?>
-<p:properties xmlns:p="http://schemas.microsoft.com/office/2006/metadata/properties" xmlns:xsi="http://www.w3.org/2001/XMLSchema-instance" xmlns:pc="http://schemas.microsoft.com/office/infopath/2007/PartnerControls">
-  <documentManagement>
-    <TaxCatchAll xmlns="6258d394-a8ae-4e0e-8446-a54c374aaa78" xsi:nil="true"/>
-    <lcf76f155ced4ddcb4097134ff3c332f xmlns="a35310a5-5655-463e-88a7-ca1ba7ce639d">
-      <Terms xmlns="http://schemas.microsoft.com/office/infopath/2007/PartnerControls"/>
-    </lcf76f155ced4ddcb4097134ff3c332f>
-  </documentManagement>
-</p:properties>
+<?mso-contentType ?>
+<FormTemplates xmlns="http://schemas.microsoft.com/sharepoint/v3/contenttype/forms">
+  <Display>DocumentLibraryForm</Display>
+  <Edit>DocumentLibraryForm</Edit>
+  <New>DocumentLibraryForm</New>
+</FormTemplates>
 </file>
 
 <file path=customXml/itemProps1.xml><?xml version="1.0" encoding="utf-8"?>
-<ds:datastoreItem xmlns:ds="http://schemas.openxmlformats.org/officeDocument/2006/customXml" ds:itemID="{25C7BA6C-6AC7-437D-B532-D642814218F1}">
+<ds:datastoreItem xmlns:ds="http://schemas.openxmlformats.org/officeDocument/2006/customXml" ds:itemID="{D2DF4C3F-2A4A-4422-A423-EC4B668A0E4D}">
   <ds:schemaRefs>
-    <ds:schemaRef ds:uri="http://schemas.microsoft.com/sharepoint/v3/contenttype/forms"/>
+    <ds:schemaRef ds:uri="http://schemas.microsoft.com/office/2006/metadata/properties"/>
+    <ds:schemaRef ds:uri="http://schemas.microsoft.com/office/infopath/2007/PartnerControls"/>
+    <ds:schemaRef ds:uri="6258d394-a8ae-4e0e-8446-a54c374aaa78"/>
+    <ds:schemaRef ds:uri="a35310a5-5655-463e-88a7-ca1ba7ce639d"/>
   </ds:schemaRefs>
 </ds:datastoreItem>
 </file>
@@ -4279,12 +4604,9 @@
 </file>
 
 <file path=customXml/itemProps3.xml><?xml version="1.0" encoding="utf-8"?>
-<ds:datastoreItem xmlns:ds="http://schemas.openxmlformats.org/officeDocument/2006/customXml" ds:itemID="{D2DF4C3F-2A4A-4422-A423-EC4B668A0E4D}">
+<ds:datastoreItem xmlns:ds="http://schemas.openxmlformats.org/officeDocument/2006/customXml" ds:itemID="{25C7BA6C-6AC7-437D-B532-D642814218F1}">
   <ds:schemaRefs>
-    <ds:schemaRef ds:uri="http://schemas.microsoft.com/office/2006/metadata/properties"/>
-    <ds:schemaRef ds:uri="http://schemas.microsoft.com/office/infopath/2007/PartnerControls"/>
-    <ds:schemaRef ds:uri="6258d394-a8ae-4e0e-8446-a54c374aaa78"/>
-    <ds:schemaRef ds:uri="a35310a5-5655-463e-88a7-ca1ba7ce639d"/>
+    <ds:schemaRef ds:uri="http://schemas.microsoft.com/sharepoint/v3/contenttype/forms"/>
   </ds:schemaRefs>
 </ds:datastoreItem>
 </file>
--- a/Plantilla.docx
+++ b/Plantilla.docx
@@ -18,16 +18,16 @@
           <w:lang w:val="es-ES_tradnl"/>
         </w:rPr>
         <w:drawing>
-          <wp:anchor distT="0" distB="0" distL="114300" distR="114300" simplePos="0" relativeHeight="251659264" behindDoc="1" locked="0" layoutInCell="1" allowOverlap="1" wp14:anchorId="2154D3B7" wp14:editId="37BE928B">
+          <wp:anchor distT="0" distB="0" distL="114300" distR="114300" simplePos="0" relativeHeight="251659264" behindDoc="1" locked="0" layoutInCell="1" allowOverlap="1" wp14:anchorId="2154D3B7" wp14:editId="2B6E99A6">
             <wp:simplePos x="0" y="0"/>
             <wp:positionH relativeFrom="column">
-              <wp:posOffset>-1044276</wp:posOffset>
+              <wp:posOffset>-1051106</wp:posOffset>
             </wp:positionH>
             <wp:positionV relativeFrom="paragraph">
-              <wp:posOffset>-899794</wp:posOffset>
+              <wp:posOffset>-899795</wp:posOffset>
             </wp:positionV>
-            <wp:extent cx="7762588" cy="10019488"/>
-            <wp:effectExtent l="0" t="0" r="0" b="1270"/>
+            <wp:extent cx="7695119" cy="9939529"/>
+            <wp:effectExtent l="0" t="0" r="1270" b="5080"/>
             <wp:wrapNone/>
             <wp:docPr id="827267277" name="Imagen 1"/>
             <wp:cNvGraphicFramePr>
@@ -41,7 +41,7 @@
                     <pic:cNvPicPr/>
                   </pic:nvPicPr>
                   <pic:blipFill>
-                    <a:blip r:embed="rId10" cstate="print">
+                    <a:blip r:embed="rId10">
                       <a:extLst>
                         <a:ext uri="{28A0092B-C50C-407E-A947-70E740481C1C}">
                           <a14:useLocalDpi xmlns:a14="http://schemas.microsoft.com/office/drawing/2010/main" val="0"/>
@@ -55,7 +55,7 @@
                   <pic:spPr>
                     <a:xfrm>
                       <a:off x="0" y="0"/>
-                      <a:ext cx="7762588" cy="10019488"/>
+                      <a:ext cx="7695119" cy="9939529"/>
                     </a:xfrm>
                     <a:prstGeom prst="rect">
                       <a:avLst/>
@@ -314,60 +314,48 @@
       <w:pPr>
         <w:rPr>
           <w:rFonts w:ascii="Arial" w:hAnsi="Arial" w:cs="Arial"/>
-          <w:lang w:val="es-ES_tradnl"/>
-        </w:rPr>
-      </w:pPr>
-    </w:p>
-    <w:p>
-      <w:pPr>
-        <w:rPr>
-          <w:rFonts w:ascii="Arial" w:hAnsi="Arial" w:cs="Arial"/>
-          <w:lang w:val="es-ES_tradnl"/>
-        </w:rPr>
-      </w:pPr>
-    </w:p>
-    <w:p>
-      <w:pPr>
-        <w:rPr>
-          <w:rFonts w:ascii="Arial" w:hAnsi="Arial" w:cs="Arial"/>
-          <w:lang w:val="es-ES_tradnl"/>
-        </w:rPr>
-      </w:pPr>
-    </w:p>
-    <w:p>
-      <w:pPr>
-        <w:rPr>
-          <w:rFonts w:ascii="Arial" w:hAnsi="Arial" w:cs="Arial"/>
-          <w:lang w:val="es-ES_tradnl"/>
-        </w:rPr>
-      </w:pPr>
-    </w:p>
-    <w:p>
-      <w:pPr>
-        <w:rPr>
-          <w:rFonts w:ascii="Arial" w:hAnsi="Arial" w:cs="Arial"/>
-          <w:lang w:val="es-ES_tradnl"/>
-        </w:rPr>
-      </w:pPr>
-    </w:p>
-    <w:p>
-      <w:pPr>
-        <w:rPr>
-          <w:rFonts w:ascii="Arial" w:hAnsi="Arial" w:cs="Arial"/>
           <w:b/>
           <w:bCs/>
-          <w:color w:val="0B4DFF"/>
-          <w:sz w:val="56"/>
-          <w:szCs w:val="56"/>
-          <w:lang w:val="es-ES_tradnl"/>
-        </w:rPr>
-      </w:pPr>
-      <w:r>
+          <w:color w:val="00A9E0"/>
+          <w:sz w:val="40"/>
+          <w:szCs w:val="40"/>
+          <w:lang w:val="es-ES_tradnl"/>
+        </w:rPr>
+      </w:pPr>
+    </w:p>
+    <w:p>
+      <w:pPr>
         <w:rPr>
           <w:rFonts w:ascii="Arial" w:hAnsi="Arial" w:cs="Arial"/>
           <w:b/>
           <w:bCs/>
-          <w:color w:val="0B4DFF"/>
+          <w:color w:val="00A9E0"/>
+          <w:sz w:val="40"/>
+          <w:szCs w:val="40"/>
+          <w:lang w:val="es-ES_tradnl"/>
+        </w:rPr>
+      </w:pPr>
+    </w:p>
+    <w:p>
+      <w:pPr>
+        <w:rPr>
+          <w:rFonts w:ascii="Arial" w:hAnsi="Arial" w:cs="Arial"/>
+          <w:b/>
+          <w:bCs/>
+          <w:color w:val="00A9E0"/>
+          <w:sz w:val="160"/>
+          <w:szCs w:val="160"/>
+          <w:lang w:val="es-ES_tradnl"/>
+        </w:rPr>
+      </w:pPr>
+      <w:r>
+        <w:rPr>
+          <w:rFonts w:ascii="Arial" w:hAnsi="Arial" w:cs="Arial"/>
+          <w:b/>
+          <w:bCs/>
+          <w:color w:val="00A9E0"/>
+          <w:sz w:val="40"/>
+          <w:szCs w:val="40"/>
           <w:lang w:val="es-ES_tradnl"/>
         </w:rPr>
         <w:t>Evaluación a la docencia:</w:t>
@@ -400,21 +388,14 @@
           <w:rFonts w:ascii="Arial" w:hAnsi="Arial" w:cs="Arial"/>
           <w:lang w:val="es-ES_tradnl"/>
         </w:rPr>
-        <w:t>Nombre del curso:</w:t>
-      </w:r>
-      <w:r>
-        <w:rPr>
-          <w:rFonts w:ascii="Arial" w:hAnsi="Arial" w:cs="Arial"/>
-          <w:lang w:val="es-ES_tradnl"/>
-        </w:rPr>
-        <w:t xml:space="preserve"> </w:t>
-      </w:r>
-      <w:r>
-        <w:rPr>
-          <w:rFonts w:ascii="Arial" w:hAnsi="Arial" w:cs="Arial"/>
-          <w:lang w:val="es-ES_tradnl"/>
-        </w:rPr>
-        <w:t>{</w:t>
+        <w:t>Nombre del curso</w:t>
+      </w:r>
+      <w:r>
+        <w:rPr>
+          <w:rFonts w:ascii="Arial" w:hAnsi="Arial" w:cs="Arial"/>
+          <w:lang w:val="es-ES_tradnl"/>
+        </w:rPr>
+        <w:t>: {</w:t>
       </w:r>
       <w:proofErr w:type="spellStart"/>
       <w:r>
@@ -472,14 +453,7 @@
           <w:rFonts w:ascii="Arial" w:hAnsi="Arial" w:cs="Arial"/>
           <w:lang w:val="es-ES_tradnl"/>
         </w:rPr>
-        <w:t>Nombre_</w:t>
-      </w:r>
-      <w:r>
-        <w:rPr>
-          <w:rFonts w:ascii="Arial" w:hAnsi="Arial" w:cs="Arial"/>
-          <w:lang w:val="es-ES_tradnl"/>
-        </w:rPr>
-        <w:t>programa</w:t>
+        <w:t>Nombre_programa</w:t>
       </w:r>
       <w:proofErr w:type="spellEnd"/>
       <w:r>
@@ -507,14 +481,14 @@
           <w:rFonts w:ascii="Arial" w:hAnsi="Arial" w:cs="Arial"/>
           <w:lang w:val="es-ES_tradnl"/>
         </w:rPr>
-        <w:t xml:space="preserve">Código curso: </w:t>
-      </w:r>
-      <w:r>
-        <w:rPr>
-          <w:rFonts w:ascii="Arial" w:hAnsi="Arial" w:cs="Arial"/>
-          <w:lang w:val="es-ES_tradnl"/>
-        </w:rPr>
-        <w:t>{</w:t>
+        <w:t>Código curso:</w:t>
+      </w:r>
+      <w:r>
+        <w:rPr>
+          <w:rFonts w:ascii="Arial" w:hAnsi="Arial" w:cs="Arial"/>
+          <w:lang w:val="es-ES_tradnl"/>
+        </w:rPr>
+        <w:t xml:space="preserve"> {</w:t>
       </w:r>
       <w:proofErr w:type="spellStart"/>
       <w:r>
@@ -531,6 +505,13 @@
           <w:lang w:val="es-ES_tradnl"/>
         </w:rPr>
         <w:t>}</w:t>
+      </w:r>
+      <w:r>
+        <w:rPr>
+          <w:rFonts w:ascii="Arial" w:hAnsi="Arial" w:cs="Arial"/>
+          <w:lang w:val="es-ES_tradnl"/>
+        </w:rPr>
+        <w:t xml:space="preserve"> </w:t>
       </w:r>
     </w:p>
     <w:p>
@@ -557,14 +538,7 @@
           <w:rFonts w:ascii="Arial" w:hAnsi="Arial" w:cs="Arial"/>
           <w:lang w:val="es-ES_tradnl"/>
         </w:rPr>
-        <w:t xml:space="preserve"> </w:t>
-      </w:r>
-      <w:r>
-        <w:rPr>
-          <w:rFonts w:ascii="Arial" w:hAnsi="Arial" w:cs="Arial"/>
-          <w:lang w:val="es-ES_tradnl"/>
-        </w:rPr>
-        <w:t>{</w:t>
+        <w:t xml:space="preserve"> {</w:t>
       </w:r>
       <w:proofErr w:type="spellStart"/>
       <w:r>
@@ -600,29 +574,24 @@
           <w:rFonts w:ascii="Arial" w:hAnsi="Arial" w:cs="Arial"/>
           <w:lang w:val="es-ES_tradnl"/>
         </w:rPr>
-        <w:t>Modalidad:</w:t>
-      </w:r>
-      <w:r>
-        <w:rPr>
-          <w:rFonts w:ascii="Arial" w:hAnsi="Arial" w:cs="Arial"/>
-          <w:lang w:val="es-ES_tradnl"/>
-        </w:rPr>
-        <w:t xml:space="preserve"> </w:t>
-      </w:r>
-      <w:r>
-        <w:rPr>
-          <w:rFonts w:ascii="Arial" w:hAnsi="Arial" w:cs="Arial"/>
-          <w:lang w:val="es-ES_tradnl"/>
-        </w:rPr>
-        <w:t>{</w:t>
-      </w:r>
-      <w:r>
-        <w:rPr>
-          <w:rFonts w:ascii="Arial" w:hAnsi="Arial" w:cs="Arial"/>
-          <w:lang w:val="es-ES_tradnl"/>
-        </w:rPr>
-        <w:t>Modalidad</w:t>
-      </w:r>
+        <w:t>Nombre profesor:</w:t>
+      </w:r>
+      <w:r>
+        <w:rPr>
+          <w:rFonts w:ascii="Arial" w:hAnsi="Arial" w:cs="Arial"/>
+          <w:lang w:val="es-ES_tradnl"/>
+        </w:rPr>
+        <w:t xml:space="preserve"> {</w:t>
+      </w:r>
+      <w:proofErr w:type="spellStart"/>
+      <w:r>
+        <w:rPr>
+          <w:rFonts w:ascii="Arial" w:hAnsi="Arial" w:cs="Arial"/>
+          <w:lang w:val="es-ES_tradnl"/>
+        </w:rPr>
+        <w:t>Nombre_profesor</w:t>
+      </w:r>
+      <w:proofErr w:type="spellEnd"/>
       <w:r>
         <w:rPr>
           <w:rFonts w:ascii="Arial" w:hAnsi="Arial" w:cs="Arial"/>
@@ -633,64 +602,22 @@
     </w:p>
     <w:p>
       <w:pPr>
-        <w:pStyle w:val="ListParagraph"/>
-        <w:numPr>
-          <w:ilvl w:val="0"/>
-          <w:numId w:val="4"/>
-        </w:numPr>
-        <w:rPr>
-          <w:rFonts w:ascii="Arial" w:hAnsi="Arial" w:cs="Arial"/>
-          <w:lang w:val="es-ES_tradnl"/>
-        </w:rPr>
-      </w:pPr>
-      <w:r>
-        <w:rPr>
-          <w:rFonts w:ascii="Arial" w:hAnsi="Arial" w:cs="Arial"/>
-          <w:lang w:val="es-ES_tradnl"/>
-        </w:rPr>
-        <w:t>Nombre profesor:</w:t>
-      </w:r>
-      <w:r>
-        <w:rPr>
-          <w:rFonts w:ascii="Arial" w:hAnsi="Arial" w:cs="Arial"/>
-          <w:lang w:val="es-ES_tradnl"/>
-        </w:rPr>
-        <w:t xml:space="preserve"> </w:t>
-      </w:r>
-      <w:r>
-        <w:rPr>
-          <w:rFonts w:ascii="Arial" w:hAnsi="Arial" w:cs="Arial"/>
-          <w:lang w:val="es-ES_tradnl"/>
-        </w:rPr>
-        <w:t>{</w:t>
-      </w:r>
-      <w:proofErr w:type="spellStart"/>
-      <w:r>
-        <w:rPr>
-          <w:rFonts w:ascii="Arial" w:hAnsi="Arial" w:cs="Arial"/>
-          <w:lang w:val="es-ES_tradnl"/>
-        </w:rPr>
-        <w:t>N</w:t>
-      </w:r>
-      <w:r>
-        <w:rPr>
-          <w:rFonts w:ascii="Arial" w:hAnsi="Arial" w:cs="Arial"/>
-          <w:lang w:val="es-ES_tradnl"/>
-        </w:rPr>
-        <w:t>ombre_profesor</w:t>
-      </w:r>
-      <w:proofErr w:type="spellEnd"/>
-      <w:r>
-        <w:rPr>
-          <w:rFonts w:ascii="Arial" w:hAnsi="Arial" w:cs="Arial"/>
-          <w:lang w:val="es-ES_tradnl"/>
-        </w:rPr>
-        <w:t>}</w:t>
-      </w:r>
-    </w:p>
-    <w:p>
-      <w:pPr>
-        <w:pStyle w:val="ListParagraph"/>
+        <w:rPr>
+          <w:rFonts w:ascii="Arial" w:hAnsi="Arial" w:cs="Arial"/>
+          <w:lang w:val="es-ES_tradnl"/>
+        </w:rPr>
+      </w:pPr>
+    </w:p>
+    <w:p>
+      <w:pPr>
+        <w:rPr>
+          <w:rFonts w:ascii="Arial" w:hAnsi="Arial" w:cs="Arial"/>
+          <w:lang w:val="es-ES_tradnl"/>
+        </w:rPr>
+      </w:pPr>
+    </w:p>
+    <w:p>
+      <w:pPr>
         <w:rPr>
           <w:rFonts w:ascii="Arial" w:hAnsi="Arial" w:cs="Arial"/>
           <w:lang w:val="es-ES_tradnl"/>
@@ -703,16 +630,27 @@
           <w:rFonts w:ascii="Arial" w:hAnsi="Arial" w:cs="Arial"/>
           <w:b/>
           <w:bCs/>
-          <w:color w:val="0B4DFF"/>
-          <w:lang w:val="es-ES_tradnl"/>
-        </w:rPr>
-      </w:pPr>
-      <w:r>
+          <w:color w:val="00B0F0"/>
+          <w:lang w:val="es-ES_tradnl"/>
+        </w:rPr>
+      </w:pPr>
+    </w:p>
+    <w:p>
+      <w:pPr>
         <w:rPr>
           <w:rFonts w:ascii="Arial" w:hAnsi="Arial" w:cs="Arial"/>
           <w:b/>
           <w:bCs/>
-          <w:color w:val="0B4DFF"/>
+          <w:color w:val="00B0F0"/>
+          <w:lang w:val="es-ES_tradnl"/>
+        </w:rPr>
+      </w:pPr>
+      <w:r>
+        <w:rPr>
+          <w:rFonts w:ascii="Arial" w:hAnsi="Arial" w:cs="Arial"/>
+          <w:b/>
+          <w:bCs/>
+          <w:color w:val="00B0F0"/>
           <w:lang w:val="es-ES_tradnl"/>
         </w:rPr>
         <w:t>Tasa de respuesta: %</w:t>
@@ -733,13 +671,13 @@
         <w:tblLook w:val="04A0" w:firstRow="1" w:lastRow="0" w:firstColumn="1" w:lastColumn="0" w:noHBand="0" w:noVBand="1"/>
       </w:tblPr>
       <w:tblGrid>
-        <w:gridCol w:w="4414"/>
-        <w:gridCol w:w="2640"/>
+        <w:gridCol w:w="4673"/>
+        <w:gridCol w:w="3566"/>
       </w:tblGrid>
       <w:tr>
         <w:tc>
           <w:tcPr>
-            <w:tcW w:w="4414" w:type="dxa"/>
+            <w:tcW w:w="4673" w:type="dxa"/>
           </w:tcPr>
           <w:p>
             <w:pPr>
@@ -759,7 +697,7 @@
         </w:tc>
         <w:tc>
           <w:tcPr>
-            <w:tcW w:w="2640" w:type="dxa"/>
+            <w:tcW w:w="851" w:type="dxa"/>
           </w:tcPr>
           <w:p>
             <w:pPr>
@@ -770,30 +708,24 @@
             </w:pPr>
             <w:r>
               <w:rPr>
-                <w:rFonts w:ascii="Segoe UI" w:hAnsi="Segoe UI" w:cs="Segoe UI"/>
-                <w:sz w:val="18"/>
-                <w:szCs w:val="18"/>
-                <w:lang w:eastAsia="es-ES_tradnl"/>
+                <w:rFonts w:ascii="Arial" w:hAnsi="Arial" w:cs="Arial"/>
+                <w:lang w:val="es-ES_tradnl"/>
               </w:rPr>
               <w:t>{{</w:t>
             </w:r>
             <w:proofErr w:type="spellStart"/>
             <w:r>
               <w:rPr>
-                <w:rFonts w:ascii="Segoe UI" w:hAnsi="Segoe UI" w:cs="Segoe UI"/>
-                <w:sz w:val="18"/>
-                <w:szCs w:val="18"/>
-                <w:lang w:eastAsia="es-ES_tradnl"/>
+                <w:rFonts w:ascii="Arial" w:hAnsi="Arial" w:cs="Arial"/>
+                <w:lang w:val="es-ES_tradnl"/>
               </w:rPr>
               <w:t>number_students_answered</w:t>
             </w:r>
             <w:proofErr w:type="spellEnd"/>
             <w:r>
               <w:rPr>
-                <w:rFonts w:ascii="Segoe UI" w:hAnsi="Segoe UI" w:cs="Segoe UI"/>
-                <w:sz w:val="18"/>
-                <w:szCs w:val="18"/>
-                <w:lang w:eastAsia="es-ES_tradnl"/>
+                <w:rFonts w:ascii="Arial" w:hAnsi="Arial" w:cs="Arial"/>
+                <w:lang w:val="es-ES_tradnl"/>
               </w:rPr>
               <w:t>}}</w:t>
             </w:r>
@@ -803,7 +735,7 @@
       <w:tr>
         <w:tc>
           <w:tcPr>
-            <w:tcW w:w="4414" w:type="dxa"/>
+            <w:tcW w:w="4673" w:type="dxa"/>
           </w:tcPr>
           <w:p>
             <w:pPr>
@@ -823,11 +755,10 @@
         </w:tc>
         <w:tc>
           <w:tcPr>
-            <w:tcW w:w="2640" w:type="dxa"/>
+            <w:tcW w:w="851" w:type="dxa"/>
           </w:tcPr>
           <w:p>
             <w:pPr>
-              <w:jc w:val="center"/>
               <w:rPr>
                 <w:rFonts w:ascii="Arial" w:hAnsi="Arial" w:cs="Arial"/>
                 <w:lang w:val="es-ES_tradnl"/>
@@ -835,30 +766,24 @@
             </w:pPr>
             <w:r>
               <w:rPr>
-                <w:rFonts w:ascii="Segoe UI" w:hAnsi="Segoe UI" w:cs="Segoe UI"/>
-                <w:sz w:val="18"/>
-                <w:szCs w:val="18"/>
-                <w:lang w:eastAsia="es-ES_tradnl"/>
+                <w:rFonts w:ascii="Arial" w:hAnsi="Arial" w:cs="Arial"/>
+                <w:lang w:val="es-ES_tradnl"/>
               </w:rPr>
               <w:t>{{</w:t>
             </w:r>
             <w:proofErr w:type="spellStart"/>
             <w:r>
               <w:rPr>
-                <w:rFonts w:ascii="Segoe UI" w:hAnsi="Segoe UI" w:cs="Segoe UI"/>
-                <w:sz w:val="18"/>
-                <w:szCs w:val="18"/>
-                <w:lang w:eastAsia="es-ES_tradnl"/>
+                <w:rFonts w:ascii="Arial" w:hAnsi="Arial" w:cs="Arial"/>
+                <w:lang w:val="es-ES_tradnl"/>
               </w:rPr>
               <w:t>total_number_students</w:t>
             </w:r>
             <w:proofErr w:type="spellEnd"/>
             <w:r>
               <w:rPr>
-                <w:rFonts w:ascii="Segoe UI" w:hAnsi="Segoe UI" w:cs="Segoe UI"/>
-                <w:sz w:val="18"/>
-                <w:szCs w:val="18"/>
-                <w:lang w:eastAsia="es-ES_tradnl"/>
+                <w:rFonts w:ascii="Arial" w:hAnsi="Arial" w:cs="Arial"/>
+                <w:lang w:val="es-ES_tradnl"/>
               </w:rPr>
               <w:t>}}</w:t>
             </w:r>
@@ -909,669 +834,29 @@
       <w:pPr>
         <w:rPr>
           <w:rFonts w:ascii="Arial" w:hAnsi="Arial" w:cs="Arial"/>
-          <w:lang w:val="es-ES_tradnl"/>
-        </w:rPr>
-      </w:pPr>
-    </w:p>
-    <w:tbl>
-      <w:tblPr>
-        <w:tblW w:w="3810" w:type="dxa"/>
-        <w:tblBorders>
-          <w:top w:val="outset" w:sz="6" w:space="0" w:color="auto"/>
-          <w:left w:val="outset" w:sz="6" w:space="0" w:color="auto"/>
-          <w:bottom w:val="outset" w:sz="6" w:space="0" w:color="auto"/>
-          <w:right w:val="outset" w:sz="6" w:space="0" w:color="auto"/>
-        </w:tblBorders>
-        <w:tblCellMar>
-          <w:left w:w="0" w:type="dxa"/>
-          <w:right w:w="0" w:type="dxa"/>
-        </w:tblCellMar>
-        <w:tblLook w:val="04A0" w:firstRow="1" w:lastRow="0" w:firstColumn="1" w:lastColumn="0" w:noHBand="0" w:noVBand="1"/>
-      </w:tblPr>
-      <w:tblGrid>
-        <w:gridCol w:w="2820"/>
-        <w:gridCol w:w="990"/>
-      </w:tblGrid>
-      <w:tr>
-        <w:trPr>
-          <w:trHeight w:val="360"/>
-        </w:trPr>
-        <w:tc>
-          <w:tcPr>
-            <w:tcW w:w="2820" w:type="dxa"/>
-            <w:tcBorders>
-              <w:top w:val="single" w:sz="6" w:space="0" w:color="auto"/>
-              <w:left w:val="single" w:sz="6" w:space="0" w:color="auto"/>
-              <w:bottom w:val="single" w:sz="6" w:space="0" w:color="auto"/>
-              <w:right w:val="single" w:sz="6" w:space="0" w:color="auto"/>
-            </w:tcBorders>
-            <w:shd w:val="clear" w:color="auto" w:fill="0B4DFF"/>
-            <w:vAlign w:val="center"/>
-            <w:hideMark/>
-          </w:tcPr>
-          <w:p>
-            <w:pPr>
-              <w:jc w:val="center"/>
-              <w:textAlignment w:val="baseline"/>
-              <w:rPr>
-                <w:rFonts w:ascii="Arial" w:eastAsia="Times New Roman" w:hAnsi="Arial" w:cs="Arial"/>
-                <w:kern w:val="0"/>
-                <w:sz w:val="18"/>
-                <w:szCs w:val="18"/>
-                <w:lang w:eastAsia="es-MX"/>
-                <w14:ligatures w14:val="none"/>
-              </w:rPr>
-            </w:pPr>
-            <w:r>
-              <w:rPr>
-                <w:rFonts w:ascii="Arial" w:eastAsia="Times New Roman" w:hAnsi="Arial" w:cs="Arial"/>
-                <w:b/>
-                <w:bCs/>
-                <w:color w:val="FFFFFF"/>
-                <w:kern w:val="0"/>
-                <w:sz w:val="22"/>
-                <w:szCs w:val="22"/>
-                <w:lang w:eastAsia="es-MX"/>
-                <w14:ligatures w14:val="none"/>
-              </w:rPr>
-              <w:t>Competencias evaluadas</w:t>
-            </w:r>
-            <w:r>
-              <w:rPr>
-                <w:rFonts w:ascii="Arial" w:eastAsia="Times New Roman" w:hAnsi="Arial" w:cs="Arial"/>
-                <w:color w:val="FFFFFF"/>
-                <w:kern w:val="0"/>
-                <w:sz w:val="22"/>
-                <w:szCs w:val="22"/>
-                <w:lang w:eastAsia="es-MX"/>
-                <w14:ligatures w14:val="none"/>
-              </w:rPr>
-              <w:t> </w:t>
-            </w:r>
-          </w:p>
-        </w:tc>
-        <w:tc>
-          <w:tcPr>
-            <w:tcW w:w="990" w:type="dxa"/>
-            <w:tcBorders>
-              <w:top w:val="single" w:sz="6" w:space="0" w:color="auto"/>
-              <w:left w:val="single" w:sz="6" w:space="0" w:color="auto"/>
-              <w:bottom w:val="single" w:sz="6" w:space="0" w:color="auto"/>
-              <w:right w:val="single" w:sz="6" w:space="0" w:color="auto"/>
-            </w:tcBorders>
-            <w:shd w:val="clear" w:color="auto" w:fill="0B4DFF"/>
-            <w:vAlign w:val="center"/>
-            <w:hideMark/>
-          </w:tcPr>
-          <w:p>
-            <w:pPr>
-              <w:jc w:val="center"/>
-              <w:textAlignment w:val="baseline"/>
-              <w:rPr>
-                <w:rFonts w:ascii="Arial" w:eastAsia="Times New Roman" w:hAnsi="Arial" w:cs="Arial"/>
-                <w:kern w:val="0"/>
-                <w:sz w:val="18"/>
-                <w:szCs w:val="18"/>
-                <w:lang w:eastAsia="es-MX"/>
-                <w14:ligatures w14:val="none"/>
-              </w:rPr>
-            </w:pPr>
-            <w:r>
-              <w:rPr>
-                <w:rFonts w:ascii="Arial" w:eastAsia="Times New Roman" w:hAnsi="Arial" w:cs="Arial"/>
-                <w:b/>
-                <w:bCs/>
-                <w:color w:val="FFFFFF"/>
-                <w:kern w:val="0"/>
-                <w:sz w:val="22"/>
-                <w:szCs w:val="22"/>
-                <w:lang w:eastAsia="es-MX"/>
-                <w14:ligatures w14:val="none"/>
-              </w:rPr>
-              <w:t>Nota</w:t>
-            </w:r>
-            <w:r>
-              <w:rPr>
-                <w:rFonts w:ascii="Arial" w:eastAsia="Times New Roman" w:hAnsi="Arial" w:cs="Arial"/>
-                <w:color w:val="FFFFFF"/>
-                <w:kern w:val="0"/>
-                <w:sz w:val="22"/>
-                <w:szCs w:val="22"/>
-                <w:lang w:eastAsia="es-MX"/>
-                <w14:ligatures w14:val="none"/>
-              </w:rPr>
-              <w:t> </w:t>
-            </w:r>
-          </w:p>
-        </w:tc>
-      </w:tr>
-      <w:tr>
-        <w:trPr>
-          <w:trHeight w:val="270"/>
-        </w:trPr>
-        <w:tc>
-          <w:tcPr>
-            <w:tcW w:w="2820" w:type="dxa"/>
-            <w:tcBorders>
-              <w:top w:val="single" w:sz="6" w:space="0" w:color="auto"/>
-              <w:left w:val="single" w:sz="6" w:space="0" w:color="auto"/>
-              <w:bottom w:val="single" w:sz="6" w:space="0" w:color="auto"/>
-              <w:right w:val="single" w:sz="6" w:space="0" w:color="auto"/>
-            </w:tcBorders>
-          </w:tcPr>
-          <w:p>
-            <w:pPr>
-              <w:jc w:val="both"/>
-              <w:textAlignment w:val="baseline"/>
-              <w:rPr>
-                <w:rFonts w:ascii="Arial" w:eastAsia="Times New Roman" w:hAnsi="Arial" w:cs="Arial"/>
-                <w:color w:val="000000"/>
-                <w:kern w:val="0"/>
-                <w:sz w:val="22"/>
-                <w:szCs w:val="22"/>
-                <w:lang w:eastAsia="es-MX"/>
-                <w14:ligatures w14:val="none"/>
-              </w:rPr>
-            </w:pPr>
-            <w:r>
-              <w:rPr>
-                <w:rFonts w:ascii="Arial" w:eastAsia="Times New Roman" w:hAnsi="Arial" w:cs="Arial"/>
-                <w:color w:val="000000"/>
-                <w:kern w:val="0"/>
-                <w:sz w:val="22"/>
-                <w:szCs w:val="22"/>
-                <w:lang w:eastAsia="es-MX"/>
-                <w14:ligatures w14:val="none"/>
-              </w:rPr>
-              <w:t>Índice de recomendación</w:t>
-            </w:r>
-          </w:p>
-        </w:tc>
-        <w:tc>
-          <w:tcPr>
-            <w:tcW w:w="990" w:type="dxa"/>
-            <w:tcBorders>
-              <w:top w:val="single" w:sz="6" w:space="0" w:color="auto"/>
-              <w:left w:val="single" w:sz="6" w:space="0" w:color="auto"/>
-              <w:bottom w:val="single" w:sz="6" w:space="0" w:color="auto"/>
-              <w:right w:val="single" w:sz="6" w:space="0" w:color="auto"/>
-            </w:tcBorders>
-          </w:tcPr>
-          <w:p>
-            <w:pPr>
-              <w:jc w:val="center"/>
-              <w:textAlignment w:val="baseline"/>
-              <w:rPr>
-                <w:rFonts w:asciiTheme="majorHAnsi" w:hAnsiTheme="majorHAnsi" w:cstheme="majorHAnsi"/>
-                <w:sz w:val="22"/>
-                <w:szCs w:val="22"/>
-              </w:rPr>
-            </w:pPr>
-            <w:r>
-              <w:rPr>
-                <w:rFonts w:asciiTheme="majorHAnsi" w:hAnsiTheme="majorHAnsi" w:cstheme="majorHAnsi"/>
-                <w:sz w:val="22"/>
-                <w:szCs w:val="22"/>
-              </w:rPr>
-              <w:t>{</w:t>
-            </w:r>
-            <w:r>
-              <w:rPr>
-                <w:rFonts w:asciiTheme="majorHAnsi" w:hAnsiTheme="majorHAnsi" w:cstheme="majorHAnsi"/>
-                <w:sz w:val="22"/>
-                <w:szCs w:val="22"/>
-              </w:rPr>
-              <w:t>note}</w:t>
-            </w:r>
-          </w:p>
-          <w:p>
-            <w:pPr>
-              <w:jc w:val="center"/>
-              <w:textAlignment w:val="baseline"/>
-              <w:rPr>
-                <w:rFonts w:ascii="Arial" w:eastAsia="Times New Roman" w:hAnsi="Arial" w:cs="Arial"/>
-                <w:kern w:val="0"/>
-                <w:sz w:val="22"/>
-                <w:szCs w:val="22"/>
-                <w:lang w:eastAsia="es-MX"/>
-                <w14:ligatures w14:val="none"/>
-              </w:rPr>
-            </w:pPr>
-          </w:p>
-        </w:tc>
-      </w:tr>
-      <w:tr>
-        <w:trPr>
-          <w:trHeight w:val="270"/>
-        </w:trPr>
-        <w:tc>
-          <w:tcPr>
-            <w:tcW w:w="2820" w:type="dxa"/>
-            <w:tcBorders>
-              <w:top w:val="single" w:sz="6" w:space="0" w:color="auto"/>
-              <w:left w:val="single" w:sz="6" w:space="0" w:color="auto"/>
-              <w:bottom w:val="single" w:sz="6" w:space="0" w:color="auto"/>
-              <w:right w:val="single" w:sz="6" w:space="0" w:color="auto"/>
-            </w:tcBorders>
-          </w:tcPr>
-          <w:p>
-            <w:pPr>
-              <w:jc w:val="both"/>
-              <w:textAlignment w:val="baseline"/>
-              <w:rPr>
-                <w:rFonts w:ascii="Arial" w:eastAsia="Times New Roman" w:hAnsi="Arial" w:cs="Arial"/>
-                <w:color w:val="000000"/>
-                <w:kern w:val="0"/>
-                <w:sz w:val="22"/>
-                <w:szCs w:val="22"/>
-                <w:lang w:eastAsia="es-MX"/>
-                <w14:ligatures w14:val="none"/>
-              </w:rPr>
-            </w:pPr>
-            <w:r>
-              <w:rPr>
-                <w:rFonts w:ascii="Arial" w:eastAsia="Times New Roman" w:hAnsi="Arial" w:cs="Arial"/>
-                <w:color w:val="000000"/>
-                <w:kern w:val="0"/>
-                <w:sz w:val="22"/>
-                <w:szCs w:val="22"/>
-                <w:lang w:eastAsia="es-MX"/>
-                <w14:ligatures w14:val="none"/>
-              </w:rPr>
-              <w:t>Pacto pedagógico</w:t>
-            </w:r>
-          </w:p>
-        </w:tc>
-        <w:tc>
-          <w:tcPr>
-            <w:tcW w:w="990" w:type="dxa"/>
-            <w:tcBorders>
-              <w:top w:val="single" w:sz="6" w:space="0" w:color="auto"/>
-              <w:left w:val="single" w:sz="6" w:space="0" w:color="auto"/>
-              <w:bottom w:val="single" w:sz="6" w:space="0" w:color="auto"/>
-              <w:right w:val="single" w:sz="6" w:space="0" w:color="auto"/>
-            </w:tcBorders>
-          </w:tcPr>
-          <w:p>
-            <w:pPr>
-              <w:jc w:val="center"/>
-              <w:textAlignment w:val="baseline"/>
-              <w:rPr>
-                <w:rFonts w:ascii="Arial" w:eastAsia="Times New Roman" w:hAnsi="Arial" w:cs="Arial"/>
-                <w:kern w:val="0"/>
-                <w:sz w:val="22"/>
-                <w:szCs w:val="22"/>
-                <w:lang w:eastAsia="es-MX"/>
-                <w14:ligatures w14:val="none"/>
-              </w:rPr>
-            </w:pPr>
-            <w:r>
-              <w:rPr>
-                <w:rFonts w:ascii="Arial" w:eastAsia="Times New Roman" w:hAnsi="Arial" w:cs="Arial"/>
-                <w:kern w:val="0"/>
-                <w:sz w:val="22"/>
-                <w:szCs w:val="22"/>
-                <w:lang w:eastAsia="es-MX"/>
-                <w14:ligatures w14:val="none"/>
-              </w:rPr>
-              <w:t>{note}</w:t>
-            </w:r>
-          </w:p>
-        </w:tc>
-      </w:tr>
-      <w:tr>
-        <w:trPr>
-          <w:trHeight w:val="270"/>
-        </w:trPr>
-        <w:tc>
-          <w:tcPr>
-            <w:tcW w:w="2820" w:type="dxa"/>
-            <w:tcBorders>
-              <w:top w:val="single" w:sz="6" w:space="0" w:color="auto"/>
-              <w:left w:val="single" w:sz="6" w:space="0" w:color="auto"/>
-              <w:bottom w:val="single" w:sz="6" w:space="0" w:color="auto"/>
-              <w:right w:val="single" w:sz="6" w:space="0" w:color="auto"/>
-            </w:tcBorders>
-            <w:hideMark/>
-          </w:tcPr>
-          <w:p>
-            <w:pPr>
-              <w:jc w:val="both"/>
-              <w:textAlignment w:val="baseline"/>
-              <w:rPr>
-                <w:rFonts w:ascii="Arial" w:eastAsia="Times New Roman" w:hAnsi="Arial" w:cs="Arial"/>
-                <w:kern w:val="0"/>
-                <w:sz w:val="18"/>
-                <w:szCs w:val="18"/>
-                <w:lang w:eastAsia="es-MX"/>
-                <w14:ligatures w14:val="none"/>
-              </w:rPr>
-            </w:pPr>
-            <w:r>
-              <w:rPr>
-                <w:rFonts w:ascii="Arial" w:eastAsia="Times New Roman" w:hAnsi="Arial" w:cs="Arial"/>
-                <w:color w:val="000000"/>
-                <w:kern w:val="0"/>
-                <w:sz w:val="22"/>
-                <w:szCs w:val="22"/>
-                <w:lang w:eastAsia="es-MX"/>
-                <w14:ligatures w14:val="none"/>
-              </w:rPr>
-              <w:t>Pedagógica  </w:t>
-            </w:r>
-          </w:p>
-        </w:tc>
-        <w:tc>
-          <w:tcPr>
-            <w:tcW w:w="990" w:type="dxa"/>
-            <w:tcBorders>
-              <w:top w:val="single" w:sz="6" w:space="0" w:color="auto"/>
-              <w:left w:val="single" w:sz="6" w:space="0" w:color="auto"/>
-              <w:bottom w:val="single" w:sz="6" w:space="0" w:color="auto"/>
-              <w:right w:val="single" w:sz="6" w:space="0" w:color="auto"/>
-            </w:tcBorders>
-            <w:hideMark/>
-          </w:tcPr>
-          <w:p>
-            <w:pPr>
-              <w:jc w:val="center"/>
-              <w:textAlignment w:val="baseline"/>
-              <w:rPr>
-                <w:rFonts w:ascii="Arial" w:eastAsia="Times New Roman" w:hAnsi="Arial" w:cs="Arial"/>
-                <w:kern w:val="0"/>
-                <w:sz w:val="18"/>
-                <w:szCs w:val="18"/>
-                <w:lang w:eastAsia="es-MX"/>
-                <w14:ligatures w14:val="none"/>
-              </w:rPr>
-            </w:pPr>
-            <w:r>
-              <w:rPr>
-                <w:rFonts w:ascii="Arial" w:eastAsia="Times New Roman" w:hAnsi="Arial" w:cs="Arial"/>
-                <w:kern w:val="0"/>
-                <w:sz w:val="22"/>
-                <w:szCs w:val="22"/>
-                <w:lang w:eastAsia="es-MX"/>
-                <w14:ligatures w14:val="none"/>
-              </w:rPr>
-              <w:t>{note}</w:t>
-            </w:r>
-          </w:p>
-        </w:tc>
-      </w:tr>
-      <w:tr>
-        <w:trPr>
-          <w:trHeight w:val="255"/>
-        </w:trPr>
-        <w:tc>
-          <w:tcPr>
-            <w:tcW w:w="2820" w:type="dxa"/>
-            <w:tcBorders>
-              <w:top w:val="single" w:sz="6" w:space="0" w:color="auto"/>
-              <w:left w:val="single" w:sz="6" w:space="0" w:color="auto"/>
-              <w:bottom w:val="single" w:sz="6" w:space="0" w:color="auto"/>
-              <w:right w:val="single" w:sz="6" w:space="0" w:color="auto"/>
-            </w:tcBorders>
-            <w:hideMark/>
-          </w:tcPr>
-          <w:p>
-            <w:pPr>
-              <w:jc w:val="both"/>
-              <w:textAlignment w:val="baseline"/>
-              <w:rPr>
-                <w:rFonts w:ascii="Arial" w:eastAsia="Times New Roman" w:hAnsi="Arial" w:cs="Arial"/>
-                <w:kern w:val="0"/>
-                <w:sz w:val="18"/>
-                <w:szCs w:val="18"/>
-                <w:lang w:eastAsia="es-MX"/>
-                <w14:ligatures w14:val="none"/>
-              </w:rPr>
-            </w:pPr>
-            <w:r>
-              <w:rPr>
-                <w:rFonts w:ascii="Arial" w:eastAsia="Times New Roman" w:hAnsi="Arial" w:cs="Arial"/>
-                <w:color w:val="000000"/>
-                <w:kern w:val="0"/>
-                <w:sz w:val="22"/>
-                <w:szCs w:val="22"/>
-                <w:lang w:eastAsia="es-MX"/>
-                <w14:ligatures w14:val="none"/>
-              </w:rPr>
-              <w:t>Relacional (Calidad Humana)  </w:t>
-            </w:r>
-          </w:p>
-        </w:tc>
-        <w:tc>
-          <w:tcPr>
-            <w:tcW w:w="990" w:type="dxa"/>
-            <w:tcBorders>
-              <w:top w:val="single" w:sz="6" w:space="0" w:color="auto"/>
-              <w:left w:val="single" w:sz="6" w:space="0" w:color="auto"/>
-              <w:bottom w:val="single" w:sz="6" w:space="0" w:color="auto"/>
-              <w:right w:val="single" w:sz="6" w:space="0" w:color="auto"/>
-            </w:tcBorders>
-            <w:hideMark/>
-          </w:tcPr>
-          <w:p>
-            <w:pPr>
-              <w:jc w:val="center"/>
-              <w:textAlignment w:val="baseline"/>
-              <w:rPr>
-                <w:rFonts w:ascii="Arial" w:eastAsia="Times New Roman" w:hAnsi="Arial" w:cs="Arial"/>
-                <w:kern w:val="0"/>
-                <w:sz w:val="18"/>
-                <w:szCs w:val="18"/>
-                <w:lang w:eastAsia="es-MX"/>
-                <w14:ligatures w14:val="none"/>
-              </w:rPr>
-            </w:pPr>
-            <w:r>
-              <w:rPr>
-                <w:rFonts w:ascii="Arial" w:eastAsia="Times New Roman" w:hAnsi="Arial" w:cs="Arial"/>
-                <w:kern w:val="0"/>
-                <w:sz w:val="22"/>
-                <w:szCs w:val="22"/>
-                <w:lang w:eastAsia="es-MX"/>
-                <w14:ligatures w14:val="none"/>
-              </w:rPr>
-              <w:t>{note}</w:t>
-            </w:r>
-          </w:p>
-        </w:tc>
-      </w:tr>
-      <w:tr>
-        <w:trPr>
-          <w:trHeight w:val="255"/>
-        </w:trPr>
-        <w:tc>
-          <w:tcPr>
-            <w:tcW w:w="2820" w:type="dxa"/>
-            <w:tcBorders>
-              <w:top w:val="single" w:sz="6" w:space="0" w:color="auto"/>
-              <w:left w:val="single" w:sz="6" w:space="0" w:color="auto"/>
-              <w:bottom w:val="single" w:sz="6" w:space="0" w:color="auto"/>
-              <w:right w:val="single" w:sz="6" w:space="0" w:color="auto"/>
-            </w:tcBorders>
-            <w:hideMark/>
-          </w:tcPr>
-          <w:p>
-            <w:pPr>
-              <w:jc w:val="both"/>
-              <w:textAlignment w:val="baseline"/>
-              <w:rPr>
-                <w:rFonts w:ascii="Arial" w:eastAsia="Times New Roman" w:hAnsi="Arial" w:cs="Arial"/>
-                <w:kern w:val="0"/>
-                <w:sz w:val="18"/>
-                <w:szCs w:val="18"/>
-                <w:lang w:eastAsia="es-MX"/>
-                <w14:ligatures w14:val="none"/>
-              </w:rPr>
-            </w:pPr>
-            <w:r>
-              <w:rPr>
-                <w:rFonts w:ascii="Arial" w:eastAsia="Times New Roman" w:hAnsi="Arial" w:cs="Arial"/>
-                <w:color w:val="000000"/>
-                <w:kern w:val="0"/>
-                <w:sz w:val="22"/>
-                <w:szCs w:val="22"/>
-                <w:lang w:eastAsia="es-MX"/>
-                <w14:ligatures w14:val="none"/>
-              </w:rPr>
-              <w:t>Relacional (Respeto)  </w:t>
-            </w:r>
-          </w:p>
-        </w:tc>
-        <w:tc>
-          <w:tcPr>
-            <w:tcW w:w="990" w:type="dxa"/>
-            <w:tcBorders>
-              <w:top w:val="single" w:sz="6" w:space="0" w:color="auto"/>
-              <w:left w:val="single" w:sz="6" w:space="0" w:color="auto"/>
-              <w:bottom w:val="single" w:sz="6" w:space="0" w:color="auto"/>
-              <w:right w:val="single" w:sz="6" w:space="0" w:color="auto"/>
-            </w:tcBorders>
-            <w:hideMark/>
-          </w:tcPr>
-          <w:p>
-            <w:pPr>
-              <w:jc w:val="center"/>
-              <w:textAlignment w:val="baseline"/>
-              <w:rPr>
-                <w:rFonts w:ascii="Arial" w:eastAsia="Times New Roman" w:hAnsi="Arial" w:cs="Arial"/>
-                <w:kern w:val="0"/>
-                <w:sz w:val="18"/>
-                <w:szCs w:val="18"/>
-                <w:lang w:eastAsia="es-MX"/>
-                <w14:ligatures w14:val="none"/>
-              </w:rPr>
-            </w:pPr>
-            <w:r>
-              <w:rPr>
-                <w:rFonts w:ascii="Arial" w:eastAsia="Times New Roman" w:hAnsi="Arial" w:cs="Arial"/>
-                <w:kern w:val="0"/>
-                <w:sz w:val="22"/>
-                <w:szCs w:val="22"/>
-                <w:lang w:eastAsia="es-MX"/>
-                <w14:ligatures w14:val="none"/>
-              </w:rPr>
-              <w:t>{note}</w:t>
-            </w:r>
-          </w:p>
-        </w:tc>
-      </w:tr>
-      <w:tr>
-        <w:trPr>
-          <w:trHeight w:val="150"/>
-        </w:trPr>
-        <w:tc>
-          <w:tcPr>
-            <w:tcW w:w="2820" w:type="dxa"/>
-            <w:tcBorders>
-              <w:top w:val="single" w:sz="6" w:space="0" w:color="auto"/>
-              <w:left w:val="single" w:sz="6" w:space="0" w:color="auto"/>
-              <w:bottom w:val="single" w:sz="6" w:space="0" w:color="auto"/>
-              <w:right w:val="single" w:sz="6" w:space="0" w:color="auto"/>
-            </w:tcBorders>
-            <w:hideMark/>
-          </w:tcPr>
-          <w:p>
-            <w:pPr>
-              <w:jc w:val="both"/>
-              <w:textAlignment w:val="baseline"/>
-              <w:rPr>
-                <w:rFonts w:ascii="Arial" w:eastAsia="Times New Roman" w:hAnsi="Arial" w:cs="Arial"/>
-                <w:kern w:val="0"/>
-                <w:sz w:val="18"/>
-                <w:szCs w:val="18"/>
-                <w:lang w:eastAsia="es-MX"/>
-                <w14:ligatures w14:val="none"/>
-              </w:rPr>
-            </w:pPr>
-            <w:r>
-              <w:rPr>
-                <w:rFonts w:ascii="Arial" w:eastAsia="Times New Roman" w:hAnsi="Arial" w:cs="Arial"/>
-                <w:b/>
-                <w:bCs/>
-                <w:color w:val="000000"/>
-                <w:kern w:val="0"/>
-                <w:sz w:val="22"/>
-                <w:szCs w:val="22"/>
-                <w:lang w:eastAsia="es-MX"/>
-                <w14:ligatures w14:val="none"/>
-              </w:rPr>
-              <w:t>Nota final del curso </w:t>
-            </w:r>
-            <w:r>
-              <w:rPr>
-                <w:rFonts w:ascii="Arial" w:eastAsia="Times New Roman" w:hAnsi="Arial" w:cs="Arial"/>
-                <w:color w:val="000000"/>
-                <w:kern w:val="0"/>
-                <w:sz w:val="22"/>
-                <w:szCs w:val="22"/>
-                <w:lang w:eastAsia="es-MX"/>
-                <w14:ligatures w14:val="none"/>
-              </w:rPr>
-              <w:t>  </w:t>
-            </w:r>
-          </w:p>
-        </w:tc>
-        <w:tc>
-          <w:tcPr>
-            <w:tcW w:w="990" w:type="dxa"/>
-            <w:tcBorders>
-              <w:top w:val="single" w:sz="6" w:space="0" w:color="auto"/>
-              <w:left w:val="single" w:sz="6" w:space="0" w:color="auto"/>
-              <w:bottom w:val="single" w:sz="6" w:space="0" w:color="auto"/>
-              <w:right w:val="single" w:sz="6" w:space="0" w:color="auto"/>
-            </w:tcBorders>
-            <w:hideMark/>
-          </w:tcPr>
-          <w:p>
-            <w:pPr>
-              <w:jc w:val="center"/>
-              <w:textAlignment w:val="baseline"/>
-              <w:rPr>
-                <w:rFonts w:ascii="Arial" w:eastAsia="Times New Roman" w:hAnsi="Arial" w:cs="Arial"/>
-                <w:kern w:val="0"/>
-                <w:sz w:val="18"/>
-                <w:szCs w:val="18"/>
-                <w:lang w:eastAsia="es-MX"/>
-                <w14:ligatures w14:val="none"/>
-              </w:rPr>
-            </w:pPr>
-            <w:r>
-              <w:rPr>
-                <w:rFonts w:ascii="Arial" w:eastAsia="Times New Roman" w:hAnsi="Arial" w:cs="Arial"/>
-                <w:kern w:val="0"/>
-                <w:sz w:val="22"/>
-                <w:szCs w:val="22"/>
-                <w:lang w:eastAsia="es-MX"/>
-                <w14:ligatures w14:val="none"/>
-              </w:rPr>
-              <w:t>{note}</w:t>
-            </w:r>
-          </w:p>
-        </w:tc>
-      </w:tr>
-    </w:tbl>
-    <w:p>
-      <w:pPr>
-        <w:rPr>
-          <w:rFonts w:ascii="Arial" w:hAnsi="Arial" w:cs="Arial"/>
-          <w:lang w:val="es-ES_tradnl"/>
-        </w:rPr>
-      </w:pPr>
-    </w:p>
-    <w:p>
-      <w:pPr>
-        <w:rPr>
-          <w:rFonts w:ascii="Arial" w:hAnsi="Arial" w:cs="Arial"/>
-          <w:lang w:val="es-ES_tradnl"/>
-        </w:rPr>
-      </w:pPr>
-      <w:r>
-        <w:rPr>
-          <w:rFonts w:ascii="Arial" w:hAnsi="Arial" w:cs="Arial"/>
+          <w:b/>
+          <w:bCs/>
+          <w:color w:val="00B0F0"/>
+          <w:lang w:val="es-ES_tradnl"/>
+        </w:rPr>
+      </w:pPr>
+    </w:p>
+    <w:p>
+      <w:pPr>
+        <w:rPr>
+          <w:rFonts w:ascii="Arial" w:hAnsi="Arial" w:cs="Arial"/>
+          <w:b/>
+          <w:bCs/>
+          <w:color w:val="00B0F0"/>
+          <w:lang w:val="es-ES_tradnl"/>
+        </w:rPr>
+      </w:pPr>
+      <w:r>
+        <w:rPr>
+          <w:rFonts w:ascii="Arial" w:hAnsi="Arial" w:cs="Arial"/>
+          <w:b/>
+          <w:bCs/>
+          <w:color w:val="00B0F0"/>
           <w:lang w:val="es-ES_tradnl"/>
         </w:rPr>
         <w:t>Preguntas abiertas</w:t>
@@ -1589,12 +874,16 @@
       <w:pPr>
         <w:rPr>
           <w:rFonts w:ascii="Arial" w:hAnsi="Arial" w:cs="Arial"/>
-          <w:lang w:val="es-ES_tradnl"/>
-        </w:rPr>
-      </w:pPr>
-      <w:r>
-        <w:rPr>
-          <w:rFonts w:ascii="Arial" w:hAnsi="Arial" w:cs="Arial"/>
+          <w:b/>
+          <w:bCs/>
+          <w:lang w:val="es-ES_tradnl"/>
+        </w:rPr>
+      </w:pPr>
+      <w:r>
+        <w:rPr>
+          <w:rFonts w:ascii="Arial" w:hAnsi="Arial" w:cs="Arial"/>
+          <w:b/>
+          <w:bCs/>
           <w:lang w:val="es-ES_tradnl"/>
         </w:rPr>
         <w:t>Menciona un aspecto positivo sobre de tu profe</w:t>
@@ -1672,12 +961,16 @@
       <w:pPr>
         <w:rPr>
           <w:rFonts w:ascii="Arial" w:hAnsi="Arial" w:cs="Arial"/>
-          <w:lang w:val="es-ES_tradnl"/>
-        </w:rPr>
-      </w:pPr>
-      <w:r>
-        <w:rPr>
-          <w:rFonts w:ascii="Arial" w:hAnsi="Arial" w:cs="Arial"/>
+          <w:b/>
+          <w:bCs/>
+          <w:lang w:val="es-ES_tradnl"/>
+        </w:rPr>
+      </w:pPr>
+      <w:r>
+        <w:rPr>
+          <w:rFonts w:ascii="Arial" w:hAnsi="Arial" w:cs="Arial"/>
+          <w:b/>
+          <w:bCs/>
           <w:lang w:val="es-ES_tradnl"/>
         </w:rPr>
         <w:t>Menciona un aspecto a mejorar de tu profe</w:t>
@@ -1755,12 +1048,16 @@
       <w:pPr>
         <w:rPr>
           <w:rFonts w:ascii="Arial" w:hAnsi="Arial" w:cs="Arial"/>
-          <w:lang w:val="es-ES_tradnl"/>
-        </w:rPr>
-      </w:pPr>
-      <w:r>
-        <w:rPr>
-          <w:rFonts w:ascii="Arial" w:hAnsi="Arial" w:cs="Arial"/>
+          <w:b/>
+          <w:bCs/>
+          <w:lang w:val="es-ES_tradnl"/>
+        </w:rPr>
+      </w:pPr>
+      <w:r>
+        <w:rPr>
+          <w:rFonts w:ascii="Arial" w:hAnsi="Arial" w:cs="Arial"/>
+          <w:b/>
+          <w:bCs/>
           <w:lang w:val="es-ES_tradnl"/>
         </w:rPr>
         <w:t>¿Tienes algún comentario adicional?</w:t>
@@ -1829,7 +1126,6 @@
     <w:p>
       <w:pPr>
         <w:spacing w:line="360" w:lineRule="auto"/>
-        <w:ind w:firstLine="709"/>
         <w:rPr>
           <w:rFonts w:ascii="Calibri" w:hAnsi="Calibri" w:cs="Calibri"/>
           <w:lang w:val="es-ES"/>
@@ -1838,6 +1134,92 @@
     </w:p>
     <w:p>
       <w:pPr>
+        <w:rPr>
+          <w:rFonts w:ascii="Arial" w:hAnsi="Arial" w:cs="Arial"/>
+          <w:b/>
+          <w:bCs/>
+          <w:color w:val="00B0F0"/>
+          <w:lang w:val="es-ES_tradnl"/>
+        </w:rPr>
+      </w:pPr>
+      <w:r>
+        <w:rPr>
+          <w:rFonts w:ascii="Arial" w:hAnsi="Arial" w:cs="Arial"/>
+          <w:b/>
+          <w:bCs/>
+          <w:color w:val="00B0F0"/>
+          <w:lang w:val="es-ES_tradnl"/>
+        </w:rPr>
+        <w:t>Consideraciones</w:t>
+      </w:r>
+      <w:r>
+        <w:rPr>
+          <w:rFonts w:ascii="Arial" w:hAnsi="Arial" w:cs="Arial"/>
+          <w:b/>
+          <w:bCs/>
+          <w:color w:val="00B0F0"/>
+          <w:lang w:val="es-ES_tradnl"/>
+        </w:rPr>
+        <w:t xml:space="preserve">: </w:t>
+      </w:r>
+    </w:p>
+    <w:p>
+      <w:pPr>
+        <w:rPr>
+          <w:rFonts w:ascii="Arial" w:hAnsi="Arial" w:cs="Arial"/>
+          <w:lang w:val="es-ES_tradnl"/>
+        </w:rPr>
+      </w:pPr>
+    </w:p>
+    <w:p>
+      <w:pPr>
+        <w:rPr>
+          <w:rFonts w:ascii="Arial" w:hAnsi="Arial" w:cs="Arial"/>
+          <w:lang w:val="es-ES_tradnl"/>
+        </w:rPr>
+      </w:pPr>
+      <w:proofErr w:type="gramStart"/>
+      <w:r>
+        <w:rPr>
+          <w:rFonts w:ascii="Arial" w:hAnsi="Arial" w:cs="Arial"/>
+          <w:lang w:val="es-ES_tradnl"/>
+        </w:rPr>
+        <w:t>{ Comentario</w:t>
+      </w:r>
+      <w:proofErr w:type="gramEnd"/>
+      <w:r>
+        <w:rPr>
+          <w:rFonts w:ascii="Arial" w:hAnsi="Arial" w:cs="Arial"/>
+          <w:lang w:val="es-ES_tradnl"/>
+        </w:rPr>
+        <w:t xml:space="preserve">: </w:t>
+      </w:r>
+      <w:r>
+        <w:rPr>
+          <w:rFonts w:ascii="Arial" w:hAnsi="Arial" w:cs="Arial"/>
+          <w:lang w:val="es-ES_tradnl"/>
+        </w:rPr>
+        <w:t>Profesor</w:t>
+      </w:r>
+      <w:proofErr w:type="gramStart"/>
+      <w:r>
+        <w:rPr>
+          <w:rFonts w:ascii="Arial" w:hAnsi="Arial" w:cs="Arial"/>
+          <w:lang w:val="es-ES_tradnl"/>
+        </w:rPr>
+        <w:t xml:space="preserve"> ….</w:t>
+      </w:r>
+      <w:proofErr w:type="gramEnd"/>
+      <w:r>
+        <w:rPr>
+          <w:rFonts w:ascii="Arial" w:hAnsi="Arial" w:cs="Arial"/>
+          <w:lang w:val="es-ES_tradnl"/>
+        </w:rPr>
+        <w:t>}</w:t>
+      </w:r>
+    </w:p>
+    <w:p>
+      <w:pPr>
         <w:spacing w:line="360" w:lineRule="auto"/>
         <w:ind w:firstLine="709"/>
         <w:rPr>
@@ -1855,55 +1237,6 @@
           <w:lang w:val="es-ES"/>
         </w:rPr>
       </w:pPr>
-      <w:r>
-        <w:rPr>
-          <w:rFonts w:ascii="Arial" w:hAnsi="Arial" w:cs="Arial"/>
-          <w:b/>
-          <w:bCs/>
-          <w:color w:val="0B4DFF"/>
-          <w:lang w:val="es-ES_tradnl"/>
-        </w:rPr>
-        <w:t>Consideraciones</w:t>
-      </w:r>
-    </w:p>
-    <w:p>
-      <w:pPr>
-        <w:pStyle w:val="ListParagraph"/>
-        <w:rPr>
-          <w:rFonts w:ascii="Arial" w:hAnsi="Arial" w:cs="Arial"/>
-          <w:lang w:val="es-ES_tradnl"/>
-        </w:rPr>
-      </w:pPr>
-      <w:r>
-        <w:rPr>
-          <w:rFonts w:ascii="Arial" w:hAnsi="Arial" w:cs="Arial"/>
-          <w:lang w:val="es-ES_tradnl"/>
-        </w:rPr>
-        <w:t>{Comentario</w:t>
-      </w:r>
-      <w:r>
-        <w:rPr>
-          <w:rFonts w:ascii="Arial" w:hAnsi="Arial" w:cs="Arial"/>
-          <w:lang w:val="es-ES_tradnl"/>
-        </w:rPr>
-        <w:t xml:space="preserve"> </w:t>
-      </w:r>
-      <w:proofErr w:type="spellStart"/>
-      <w:r>
-        <w:rPr>
-          <w:rFonts w:ascii="Arial" w:hAnsi="Arial" w:cs="Arial"/>
-          <w:lang w:val="es-ES_tradnl"/>
-        </w:rPr>
-        <w:t>parrafo</w:t>
-      </w:r>
-      <w:proofErr w:type="spellEnd"/>
-      <w:r>
-        <w:rPr>
-          <w:rFonts w:ascii="Arial" w:hAnsi="Arial" w:cs="Arial"/>
-          <w:lang w:val="es-ES_tradnl"/>
-        </w:rPr>
-        <w:t>}</w:t>
-      </w:r>
     </w:p>
     <w:p>
       <w:pPr>
@@ -2048,147 +1381,6 @@
     <w:p>
       <w:pPr>
         <w:spacing w:line="360" w:lineRule="auto"/>
-        <w:ind w:firstLine="709"/>
-        <w:rPr>
-          <w:rFonts w:ascii="Calibri" w:hAnsi="Calibri" w:cs="Calibri"/>
-          <w:lang w:val="es-ES"/>
-        </w:rPr>
-      </w:pPr>
-    </w:p>
-    <w:p>
-      <w:pPr>
-        <w:spacing w:line="360" w:lineRule="auto"/>
-        <w:ind w:firstLine="709"/>
-        <w:rPr>
-          <w:rFonts w:ascii="Calibri" w:hAnsi="Calibri" w:cs="Calibri"/>
-          <w:lang w:val="es-ES"/>
-        </w:rPr>
-      </w:pPr>
-    </w:p>
-    <w:p>
-      <w:pPr>
-        <w:spacing w:line="360" w:lineRule="auto"/>
-        <w:ind w:firstLine="709"/>
-        <w:rPr>
-          <w:rFonts w:ascii="Calibri" w:hAnsi="Calibri" w:cs="Calibri"/>
-          <w:lang w:val="es-ES"/>
-        </w:rPr>
-      </w:pPr>
-    </w:p>
-    <w:p>
-      <w:pPr>
-        <w:spacing w:line="360" w:lineRule="auto"/>
-        <w:ind w:firstLine="709"/>
-        <w:rPr>
-          <w:rFonts w:ascii="Calibri" w:hAnsi="Calibri" w:cs="Calibri"/>
-          <w:lang w:val="es-ES"/>
-        </w:rPr>
-      </w:pPr>
-    </w:p>
-    <w:p>
-      <w:pPr>
-        <w:spacing w:line="360" w:lineRule="auto"/>
-        <w:ind w:firstLine="709"/>
-        <w:rPr>
-          <w:rFonts w:ascii="Calibri" w:hAnsi="Calibri" w:cs="Calibri"/>
-          <w:lang w:val="es-ES"/>
-        </w:rPr>
-      </w:pPr>
-    </w:p>
-    <w:p>
-      <w:pPr>
-        <w:spacing w:line="360" w:lineRule="auto"/>
-        <w:ind w:firstLine="709"/>
-        <w:rPr>
-          <w:rFonts w:ascii="Calibri" w:hAnsi="Calibri" w:cs="Calibri"/>
-          <w:lang w:val="es-ES"/>
-        </w:rPr>
-      </w:pPr>
-    </w:p>
-    <w:p>
-      <w:pPr>
-        <w:spacing w:line="360" w:lineRule="auto"/>
-        <w:ind w:firstLine="709"/>
-        <w:rPr>
-          <w:rFonts w:ascii="Calibri" w:hAnsi="Calibri" w:cs="Calibri"/>
-          <w:lang w:val="es-ES"/>
-        </w:rPr>
-      </w:pPr>
-    </w:p>
-    <w:p>
-      <w:pPr>
-        <w:spacing w:line="360" w:lineRule="auto"/>
-        <w:ind w:firstLine="709"/>
-        <w:rPr>
-          <w:rFonts w:ascii="Calibri" w:hAnsi="Calibri" w:cs="Calibri"/>
-          <w:lang w:val="es-ES"/>
-        </w:rPr>
-      </w:pPr>
-    </w:p>
-    <w:p>
-      <w:pPr>
-        <w:spacing w:line="360" w:lineRule="auto"/>
-        <w:ind w:firstLine="709"/>
-        <w:rPr>
-          <w:rFonts w:ascii="Calibri" w:hAnsi="Calibri" w:cs="Calibri"/>
-          <w:lang w:val="es-ES"/>
-        </w:rPr>
-      </w:pPr>
-    </w:p>
-    <w:p>
-      <w:pPr>
-        <w:spacing w:line="360" w:lineRule="auto"/>
-        <w:ind w:firstLine="709"/>
-        <w:rPr>
-          <w:rFonts w:ascii="Calibri" w:hAnsi="Calibri" w:cs="Calibri"/>
-          <w:lang w:val="es-ES"/>
-        </w:rPr>
-      </w:pPr>
-    </w:p>
-    <w:p>
-      <w:pPr>
-        <w:spacing w:line="360" w:lineRule="auto"/>
-        <w:ind w:firstLine="709"/>
-        <w:rPr>
-          <w:rFonts w:ascii="Calibri" w:hAnsi="Calibri" w:cs="Calibri"/>
-          <w:lang w:val="es-ES"/>
-        </w:rPr>
-      </w:pPr>
-    </w:p>
-    <w:p>
-      <w:pPr>
-        <w:spacing w:line="360" w:lineRule="auto"/>
-        <w:ind w:firstLine="709"/>
-        <w:rPr>
-          <w:rFonts w:ascii="Calibri" w:hAnsi="Calibri" w:cs="Calibri"/>
-          <w:lang w:val="es-ES"/>
-        </w:rPr>
-      </w:pPr>
-    </w:p>
-    <w:p>
-      <w:pPr>
-        <w:spacing w:line="360" w:lineRule="auto"/>
-        <w:ind w:firstLine="709"/>
-        <w:rPr>
-          <w:rFonts w:ascii="Calibri" w:hAnsi="Calibri" w:cs="Calibri"/>
-          <w:lang w:val="es-ES"/>
-        </w:rPr>
-      </w:pPr>
-    </w:p>
-    <w:p>
-      <w:pPr>
-        <w:spacing w:line="360" w:lineRule="auto"/>
-        <w:ind w:firstLine="709"/>
-        <w:rPr>
-          <w:rFonts w:ascii="Calibri" w:hAnsi="Calibri" w:cs="Calibri"/>
-          <w:lang w:val="es-ES"/>
-        </w:rPr>
-      </w:pPr>
-    </w:p>
-    <w:p>
-      <w:pPr>
-        <w:spacing w:line="360" w:lineRule="auto"/>
-        <w:ind w:firstLine="709"/>
         <w:rPr>
           <w:rFonts w:ascii="Calibri" w:hAnsi="Calibri" w:cs="Calibri"/>
           <w:lang w:val="es-ES"/>
@@ -4299,6 +3491,15 @@
 </file>
 
 <file path=customXml/item1.xml><?xml version="1.0" encoding="utf-8"?>
+<?mso-contentType ?>
+<FormTemplates xmlns="http://schemas.microsoft.com/sharepoint/v3/contenttype/forms">
+  <Display>DocumentLibraryForm</Display>
+  <Edit>DocumentLibraryForm</Edit>
+  <New>DocumentLibraryForm</New>
+</FormTemplates>
+</file>
+
+<file path=customXml/item2.xml><?xml version="1.0" encoding="utf-8"?>
 <p:properties xmlns:p="http://schemas.microsoft.com/office/2006/metadata/properties" xmlns:xsi="http://www.w3.org/2001/XMLSchema-instance" xmlns:pc="http://schemas.microsoft.com/office/infopath/2007/PartnerControls">
   <documentManagement>
     <TaxCatchAll xmlns="6258d394-a8ae-4e0e-8446-a54c374aaa78" xsi:nil="true"/>
@@ -4309,7 +3510,7 @@
 </p:properties>
 </file>
 
-<file path=customXml/item2.xml><?xml version="1.0" encoding="utf-8"?>
+<file path=customXml/item3.xml><?xml version="1.0" encoding="utf-8"?>
 <ct:contentTypeSchema xmlns:ct="http://schemas.microsoft.com/office/2006/metadata/contentType" xmlns:ma="http://schemas.microsoft.com/office/2006/metadata/properties/metaAttributes" ct:_="" ma:_="" ma:contentTypeName="Documento" ma:contentTypeID="0x010100930B1860B8E8E64F9C511C26B42F0438" ma:contentTypeVersion="17" ma:contentTypeDescription="Crear nuevo documento." ma:contentTypeScope="" ma:versionID="0b84b26be973c6a16f1e2fb544738d7c">
   <xsd:schema xmlns:xsd="http://www.w3.org/2001/XMLSchema" xmlns:xs="http://www.w3.org/2001/XMLSchema" xmlns:p="http://schemas.microsoft.com/office/2006/metadata/properties" xmlns:ns2="a35310a5-5655-463e-88a7-ca1ba7ce639d" xmlns:ns3="6258d394-a8ae-4e0e-8446-a54c374aaa78" xmlns:ns4="929605db-a08c-47dd-a4d9-5ef1ad43f674" targetNamespace="http://schemas.microsoft.com/office/2006/metadata/properties" ma:root="true" ma:fieldsID="5cdfc776eb6095dcbe99c5bdf00dcef7" ns2:_="" ns3:_="" ns4:_="">
     <xsd:import namespace="a35310a5-5655-463e-88a7-ca1ba7ce639d"/>
@@ -4563,16 +3764,15 @@
 </ct:contentTypeSchema>
 </file>
 
-<file path=customXml/item3.xml><?xml version="1.0" encoding="utf-8"?>
-<?mso-contentType ?>
-<FormTemplates xmlns="http://schemas.microsoft.com/sharepoint/v3/contenttype/forms">
-  <Display>DocumentLibraryForm</Display>
-  <Edit>DocumentLibraryForm</Edit>
-  <New>DocumentLibraryForm</New>
-</FormTemplates>
+<file path=customXml/itemProps1.xml><?xml version="1.0" encoding="utf-8"?>
+<ds:datastoreItem xmlns:ds="http://schemas.openxmlformats.org/officeDocument/2006/customXml" ds:itemID="{25C7BA6C-6AC7-437D-B532-D642814218F1}">
+  <ds:schemaRefs>
+    <ds:schemaRef ds:uri="http://schemas.microsoft.com/sharepoint/v3/contenttype/forms"/>
+  </ds:schemaRefs>
+</ds:datastoreItem>
 </file>
 
-<file path=customXml/itemProps1.xml><?xml version="1.0" encoding="utf-8"?>
+<file path=customXml/itemProps2.xml><?xml version="1.0" encoding="utf-8"?>
 <ds:datastoreItem xmlns:ds="http://schemas.openxmlformats.org/officeDocument/2006/customXml" ds:itemID="{D2DF4C3F-2A4A-4422-A423-EC4B668A0E4D}">
   <ds:schemaRefs>
     <ds:schemaRef ds:uri="http://schemas.microsoft.com/office/2006/metadata/properties"/>
@@ -4583,7 +3783,7 @@
 </ds:datastoreItem>
 </file>
 
-<file path=customXml/itemProps2.xml><?xml version="1.0" encoding="utf-8"?>
+<file path=customXml/itemProps3.xml><?xml version="1.0" encoding="utf-8"?>
 <ds:datastoreItem xmlns:ds="http://schemas.openxmlformats.org/officeDocument/2006/customXml" ds:itemID="{9522AED9-FD7F-4E09-B5D9-6751CE1F3ABE}">
   <ds:schemaRefs>
     <ds:schemaRef ds:uri="http://schemas.microsoft.com/office/2006/metadata/contentType"/>
@@ -4601,12 +3801,4 @@
     <ds:schemaRef ds:uri="http://schemas.microsoft.com/internal/obd"/>
   </ds:schemaRefs>
 </ds:datastoreItem>
-</file>
-
-<file path=customXml/itemProps3.xml><?xml version="1.0" encoding="utf-8"?>
-<ds:datastoreItem xmlns:ds="http://schemas.openxmlformats.org/officeDocument/2006/customXml" ds:itemID="{25C7BA6C-6AC7-437D-B532-D642814218F1}">
-  <ds:schemaRefs>
-    <ds:schemaRef ds:uri="http://schemas.microsoft.com/sharepoint/v3/contenttype/forms"/>
-  </ds:schemaRefs>
-</ds:datastoreItem>
 </file>